--- a/docs/thesis/2026-10-25-user-manual.docx
+++ b/docs/thesis/2026-10-25-user-manual.docx
@@ -886,7 +886,54 @@
     <w:p>
       <w:pPr>
         <w:keepNext/>
-        <w:spacing w:after="60" w:before="240"/>
+        <w:spacing w:after="0" w:before="160"/>
+        <w:jc w:val="center"/>
+      </w:pPr>
+      <w:r>
+        <w:drawing>
+          <wp:inline distT="0" distB="0" distL="0" distR="0">
+            <wp:extent cx="5143500" cy="2028825"/>
+            <wp:effectExtent t="0" r="0" b="0" l="0"/>
+            <wp:docPr id="1" name="home.png" descr="หน้าแรกของระบบ" title="หน้าแรกของระบบ"/>
+            <wp:cNvGraphicFramePr>
+              <a:graphicFrameLocks xmlns:a="http://schemas.openxmlformats.org/drawingml/2006/main" noChangeAspect="1"/>
+            </wp:cNvGraphicFramePr>
+            <a:graphic xmlns:a="http://schemas.openxmlformats.org/drawingml/2006/main">
+              <a:graphicData uri="http://schemas.openxmlformats.org/drawingml/2006/picture">
+                <pic:pic xmlns:pic="http://schemas.openxmlformats.org/drawingml/2006/picture">
+                  <pic:nvPicPr>
+                    <pic:cNvPr id="0" name="" descr=""/>
+                    <pic:cNvPicPr>
+                      <a:picLocks noChangeAspect="1" noChangeArrowheads="1"/>
+                    </pic:cNvPicPr>
+                  </pic:nvPicPr>
+                  <pic:blipFill>
+                    <a:blip r:embed="rId8" cstate="none"/>
+                    <a:srcRect/>
+                    <a:stretch>
+                      <a:fillRect/>
+                    </a:stretch>
+                  </pic:blipFill>
+                  <pic:spPr bwMode="auto">
+                    <a:xfrm>
+                      <a:off x="0" y="0"/>
+                      <a:ext cx="5143500" cy="2028825"/>
+                    </a:xfrm>
+                    <a:prstGeom prst="rect">
+                      <a:avLst/>
+                    </a:prstGeom>
+                  </pic:spPr>
+                </pic:pic>
+              </a:graphicData>
+            </a:graphic>
+          </wp:inline>
+        </w:drawing>
+      </w:r>
+    </w:p>
+    <w:p>
+      <w:pPr>
+        <w:spacing w:after="160" w:before="60"/>
+        <w:jc w:val="center"/>
       </w:pPr>
       <w:r>
         <w:rPr>
@@ -896,121 +943,157 @@
           <w:sz w:val="32"/>
           <w:szCs w:val="32"/>
         </w:rPr>
-        <w:t xml:space="preserve">ก.3 เมนูและสิทธิ์ของผู้ใช้</w:t>
-      </w:r>
-    </w:p>
-    <w:p>
-      <w:pPr>
-        <w:pStyle w:val="ListParagraph"/>
-        <w:numPr>
-          <w:ilvl w:val="0"/>
-          <w:numId w:val="3"/>
-        </w:numPr>
-        <w:spacing w:after="0" w:line="240"/>
-        <w:jc w:val="thaiDistribute"/>
-      </w:pPr>
-      <w:r>
-        <w:rPr>
-          <w:rFonts w:ascii="TH SarabunPSK" w:cs="TH SarabunPSK" w:eastAsia="TH SarabunPSK" w:hAnsi="TH SarabunPSK"/>
-          <w:sz w:val="32"/>
-          <w:szCs w:val="32"/>
-        </w:rPr>
-        <w:t xml:space="preserve">เมนูหลักอยู่ที่แถบด้านซ้าย กดปุ่มด้านบนของแถบเพื่อพับหรือกางได้ บนจอโทรศัพท์เมนูจะเปิดเป็นแผงและปิดเองเมื่อเปลี่ยนหน้า</w:t>
-      </w:r>
-    </w:p>
-    <w:p>
-      <w:pPr>
-        <w:pStyle w:val="ListParagraph"/>
-        <w:numPr>
-          <w:ilvl w:val="0"/>
-          <w:numId w:val="3"/>
-        </w:numPr>
-        <w:spacing w:after="0" w:line="240"/>
-        <w:jc w:val="thaiDistribute"/>
-      </w:pPr>
-      <w:r>
-        <w:rPr>
-          <w:rFonts w:ascii="TH SarabunPSK" w:cs="TH SarabunPSK" w:eastAsia="TH SarabunPSK" w:hAnsi="TH SarabunPSK"/>
-          <w:sz w:val="32"/>
-          <w:szCs w:val="32"/>
-        </w:rPr>
-        <w:t xml:space="preserve">ปุ่ม "คู่มือ" และ "ตั้งค่า" อยู่ที่มุมขวาบน</w:t>
-      </w:r>
-    </w:p>
-    <w:p>
-      <w:pPr>
-        <w:pStyle w:val="ListParagraph"/>
-        <w:numPr>
-          <w:ilvl w:val="0"/>
-          <w:numId w:val="3"/>
-        </w:numPr>
-        <w:spacing w:after="0" w:line="240"/>
-        <w:jc w:val="thaiDistribute"/>
-      </w:pPr>
-      <w:r>
-        <w:rPr>
-          <w:rFonts w:ascii="TH SarabunPSK" w:cs="TH SarabunPSK" w:eastAsia="TH SarabunPSK" w:hAnsi="TH SarabunPSK"/>
-          <w:sz w:val="32"/>
-          <w:szCs w:val="32"/>
-        </w:rPr>
-        <w:t xml:space="preserve">ผู้ใช้ทั่วไป (Member) ใช้ Dashboard, Search, Job, Shortlist และประเมินตัวเองได้</w:t>
-      </w:r>
-    </w:p>
-    <w:p>
-      <w:pPr>
-        <w:pStyle w:val="ListParagraph"/>
-        <w:numPr>
-          <w:ilvl w:val="0"/>
-          <w:numId w:val="3"/>
-        </w:numPr>
-        <w:spacing w:after="0" w:line="240"/>
-        <w:jc w:val="thaiDistribute"/>
-      </w:pPr>
-      <w:r>
-        <w:rPr>
-          <w:rFonts w:ascii="TH SarabunPSK" w:cs="TH SarabunPSK" w:eastAsia="TH SarabunPSK" w:hAnsi="TH SarabunPSK"/>
-          <w:sz w:val="32"/>
-          <w:szCs w:val="32"/>
-        </w:rPr>
-        <w:t xml:space="preserve">ผู้จัดการข้อมูล (Data Manager) เห็นเมนู "ข้อมูล" และ "Import" เพิ่ม และสร้าง แก้ไข ลบตำแหน่งงานได้</w:t>
-      </w:r>
-    </w:p>
-    <w:p>
-      <w:pPr>
-        <w:pStyle w:val="ListParagraph"/>
-        <w:numPr>
-          <w:ilvl w:val="0"/>
-          <w:numId w:val="3"/>
-        </w:numPr>
-        <w:spacing w:after="0" w:line="240"/>
-        <w:jc w:val="thaiDistribute"/>
-      </w:pPr>
-      <w:r>
-        <w:rPr>
-          <w:rFonts w:ascii="TH SarabunPSK" w:cs="TH SarabunPSK" w:eastAsia="TH SarabunPSK" w:hAnsi="TH SarabunPSK"/>
-          <w:sz w:val="32"/>
-          <w:szCs w:val="32"/>
-        </w:rPr>
-        <w:t xml:space="preserve">ผู้ดูแลระบบ (Admin) เห็นเมนู "Admin" เพิ่ม ใช้อนุมัติบัญชีและกำหนดสิทธิ์ผู้ใช้</w:t>
-      </w:r>
-    </w:p>
-    <w:p>
-      <w:pPr>
-        <w:pStyle w:val="ListParagraph"/>
-        <w:numPr>
-          <w:ilvl w:val="0"/>
-          <w:numId w:val="3"/>
-        </w:numPr>
-        <w:spacing w:after="0" w:line="240"/>
-        <w:jc w:val="thaiDistribute"/>
-      </w:pPr>
-      <w:r>
-        <w:rPr>
-          <w:rFonts w:ascii="TH SarabunPSK" w:cs="TH SarabunPSK" w:eastAsia="TH SarabunPSK" w:hAnsi="TH SarabunPSK"/>
-          <w:sz w:val="32"/>
-          <w:szCs w:val="32"/>
-        </w:rPr>
-        <w:t xml:space="preserve">สิทธิ์ที่สูงกว่าทำได้ทุกอย่างของสิทธิ์ที่ต่ำกว่า ถ้าไม่เห็นเมนูที่ต้องใช้ให้ติดต่อผู้ดูแลระบบ</w:t>
+        <w:t xml:space="preserve">ภาพที่ ก-1 </w:t>
+      </w:r>
+      <w:r>
+        <w:rPr>
+          <w:rFonts w:ascii="TH SarabunPSK" w:cs="TH SarabunPSK" w:eastAsia="TH SarabunPSK" w:hAnsi="TH SarabunPSK"/>
+          <w:sz w:val="32"/>
+          <w:szCs w:val="32"/>
+        </w:rPr>
+        <w:t xml:space="preserve">หน้าแรกของระบบ (ภาพเดียวกับภาพที่ 5-1)</w:t>
+      </w:r>
+    </w:p>
+    <w:p>
+      <w:pPr>
+        <w:keepNext/>
+        <w:spacing w:after="0" w:before="160"/>
+        <w:jc w:val="center"/>
+      </w:pPr>
+      <w:r>
+        <w:drawing>
+          <wp:inline distT="0" distB="0" distL="0" distR="0">
+            <wp:extent cx="5143500" cy="1190625"/>
+            <wp:effectExtent t="0" r="0" b="0" l="0"/>
+            <wp:docPr id="1" name="confirm.png" descr="หน้าหลังยืนยันอีเมล แจ้งว่าบัญชีรอผู้ดูแลระบบอนุมัติ" title="หน้าหลังยืนยันอีเมล แจ้งว่าบัญชีรอผู้ดูแลระบบอนุมัติ"/>
+            <wp:cNvGraphicFramePr>
+              <a:graphicFrameLocks xmlns:a="http://schemas.openxmlformats.org/drawingml/2006/main" noChangeAspect="1"/>
+            </wp:cNvGraphicFramePr>
+            <a:graphic xmlns:a="http://schemas.openxmlformats.org/drawingml/2006/main">
+              <a:graphicData uri="http://schemas.openxmlformats.org/drawingml/2006/picture">
+                <pic:pic xmlns:pic="http://schemas.openxmlformats.org/drawingml/2006/picture">
+                  <pic:nvPicPr>
+                    <pic:cNvPr id="0" name="" descr=""/>
+                    <pic:cNvPicPr>
+                      <a:picLocks noChangeAspect="1" noChangeArrowheads="1"/>
+                    </pic:cNvPicPr>
+                  </pic:nvPicPr>
+                  <pic:blipFill>
+                    <a:blip r:embed="rId9" cstate="none"/>
+                    <a:srcRect/>
+                    <a:stretch>
+                      <a:fillRect/>
+                    </a:stretch>
+                  </pic:blipFill>
+                  <pic:spPr bwMode="auto">
+                    <a:xfrm>
+                      <a:off x="0" y="0"/>
+                      <a:ext cx="5143500" cy="1190625"/>
+                    </a:xfrm>
+                    <a:prstGeom prst="rect">
+                      <a:avLst/>
+                    </a:prstGeom>
+                  </pic:spPr>
+                </pic:pic>
+              </a:graphicData>
+            </a:graphic>
+          </wp:inline>
+        </w:drawing>
+      </w:r>
+    </w:p>
+    <w:p>
+      <w:pPr>
+        <w:spacing w:after="160" w:before="60"/>
+        <w:jc w:val="center"/>
+      </w:pPr>
+      <w:r>
+        <w:rPr>
+          <w:rFonts w:ascii="TH SarabunPSK" w:cs="TH SarabunPSK" w:eastAsia="TH SarabunPSK" w:hAnsi="TH SarabunPSK"/>
+          <w:b/>
+          <w:bCs/>
+          <w:sz w:val="32"/>
+          <w:szCs w:val="32"/>
+        </w:rPr>
+        <w:t xml:space="preserve">ภาพที่ ก-2 </w:t>
+      </w:r>
+      <w:r>
+        <w:rPr>
+          <w:rFonts w:ascii="TH SarabunPSK" w:cs="TH SarabunPSK" w:eastAsia="TH SarabunPSK" w:hAnsi="TH SarabunPSK"/>
+          <w:sz w:val="32"/>
+          <w:szCs w:val="32"/>
+        </w:rPr>
+        <w:t xml:space="preserve">หน้าหลังยืนยันอีเมล แจ้งว่าบัญชีรอผู้ดูแลระบบอนุมัติ (ภาพเดียวกับภาพที่ 5-2)</w:t>
+      </w:r>
+    </w:p>
+    <w:p>
+      <w:pPr>
+        <w:keepNext/>
+        <w:spacing w:after="0" w:before="160"/>
+        <w:jc w:val="center"/>
+      </w:pPr>
+      <w:r>
+        <w:drawing>
+          <wp:inline distT="0" distB="0" distL="0" distR="0">
+            <wp:extent cx="5143500" cy="2143125"/>
+            <wp:effectExtent t="0" r="0" b="0" l="0"/>
+            <wp:docPr id="1" name="login.png" descr="หน้าเข้าสู่ระบบ" title="หน้าเข้าสู่ระบบ"/>
+            <wp:cNvGraphicFramePr>
+              <a:graphicFrameLocks xmlns:a="http://schemas.openxmlformats.org/drawingml/2006/main" noChangeAspect="1"/>
+            </wp:cNvGraphicFramePr>
+            <a:graphic xmlns:a="http://schemas.openxmlformats.org/drawingml/2006/main">
+              <a:graphicData uri="http://schemas.openxmlformats.org/drawingml/2006/picture">
+                <pic:pic xmlns:pic="http://schemas.openxmlformats.org/drawingml/2006/picture">
+                  <pic:nvPicPr>
+                    <pic:cNvPr id="0" name="" descr=""/>
+                    <pic:cNvPicPr>
+                      <a:picLocks noChangeAspect="1" noChangeArrowheads="1"/>
+                    </pic:cNvPicPr>
+                  </pic:nvPicPr>
+                  <pic:blipFill>
+                    <a:blip r:embed="rId10" cstate="none"/>
+                    <a:srcRect/>
+                    <a:stretch>
+                      <a:fillRect/>
+                    </a:stretch>
+                  </pic:blipFill>
+                  <pic:spPr bwMode="auto">
+                    <a:xfrm>
+                      <a:off x="0" y="0"/>
+                      <a:ext cx="5143500" cy="2143125"/>
+                    </a:xfrm>
+                    <a:prstGeom prst="rect">
+                      <a:avLst/>
+                    </a:prstGeom>
+                  </pic:spPr>
+                </pic:pic>
+              </a:graphicData>
+            </a:graphic>
+          </wp:inline>
+        </w:drawing>
+      </w:r>
+    </w:p>
+    <w:p>
+      <w:pPr>
+        <w:spacing w:after="160" w:before="60"/>
+        <w:jc w:val="center"/>
+      </w:pPr>
+      <w:r>
+        <w:rPr>
+          <w:rFonts w:ascii="TH SarabunPSK" w:cs="TH SarabunPSK" w:eastAsia="TH SarabunPSK" w:hAnsi="TH SarabunPSK"/>
+          <w:b/>
+          <w:bCs/>
+          <w:sz w:val="32"/>
+          <w:szCs w:val="32"/>
+        </w:rPr>
+        <w:t xml:space="preserve">ภาพที่ ก-3 </w:t>
+      </w:r>
+      <w:r>
+        <w:rPr>
+          <w:rFonts w:ascii="TH SarabunPSK" w:cs="TH SarabunPSK" w:eastAsia="TH SarabunPSK" w:hAnsi="TH SarabunPSK"/>
+          <w:sz w:val="32"/>
+          <w:szCs w:val="32"/>
+        </w:rPr>
+        <w:t xml:space="preserve">หน้าเข้าสู่ระบบ (ภาพเดียวกับภาพที่ 5-3)</w:t>
       </w:r>
     </w:p>
     <w:p>
@@ -1026,102 +1109,121 @@
           <w:sz w:val="32"/>
           <w:szCs w:val="32"/>
         </w:rPr>
-        <w:t xml:space="preserve">ก.4 Dashboard</w:t>
-      </w:r>
-    </w:p>
-    <w:p>
-      <w:pPr>
-        <w:pStyle w:val="ListParagraph"/>
-        <w:numPr>
-          <w:ilvl w:val="0"/>
-          <w:numId w:val="4"/>
-        </w:numPr>
-        <w:spacing w:after="0" w:line="240"/>
-        <w:jc w:val="thaiDistribute"/>
-      </w:pPr>
-      <w:r>
-        <w:rPr>
-          <w:rFonts w:ascii="TH SarabunPSK" w:cs="TH SarabunPSK" w:eastAsia="TH SarabunPSK" w:hAnsi="TH SarabunPSK"/>
-          <w:sz w:val="32"/>
-          <w:szCs w:val="32"/>
-        </w:rPr>
-        <w:t xml:space="preserve">ส่วนบนแสดงจำนวนผู้สมัครทั้งหมด ยอดเปลี่ยนแปลงใน 30 วัน และจำนวนงานที่เปิด</w:t>
-      </w:r>
-    </w:p>
-    <w:p>
-      <w:pPr>
-        <w:pStyle w:val="ListParagraph"/>
-        <w:numPr>
-          <w:ilvl w:val="0"/>
-          <w:numId w:val="4"/>
-        </w:numPr>
-        <w:spacing w:after="0" w:line="240"/>
-        <w:jc w:val="thaiDistribute"/>
-      </w:pPr>
-      <w:r>
-        <w:rPr>
-          <w:rFonts w:ascii="TH SarabunPSK" w:cs="TH SarabunPSK" w:eastAsia="TH SarabunPSK" w:hAnsi="TH SarabunPSK"/>
-          <w:sz w:val="32"/>
-          <w:szCs w:val="32"/>
-        </w:rPr>
-        <w:t xml:space="preserve">ยอดเปลี่ยนแปลงเป็นสุทธิ คือคนที่เข้ามาใหม่ลบด้วยคนที่ถูกลบ — สีเขียวมีเครื่องหมายบวกคือเพิ่มขึ้น สีแดงมีเครื่องหมายลบคือลดลง</w:t>
-      </w:r>
-    </w:p>
-    <w:p>
-      <w:pPr>
-        <w:pStyle w:val="ListParagraph"/>
-        <w:numPr>
-          <w:ilvl w:val="0"/>
-          <w:numId w:val="4"/>
-        </w:numPr>
-        <w:spacing w:after="0" w:line="240"/>
-        <w:jc w:val="thaiDistribute"/>
-      </w:pPr>
-      <w:r>
-        <w:rPr>
-          <w:rFonts w:ascii="TH SarabunPSK" w:cs="TH SarabunPSK" w:eastAsia="TH SarabunPSK" w:hAnsi="TH SarabunPSK"/>
-          <w:sz w:val="32"/>
-          <w:szCs w:val="32"/>
-        </w:rPr>
-        <w:t xml:space="preserve">แผนภูมิ "ทักษะที่พบบ่อย" และ "ผู้สมัครตามแหล่งที่มา" แสดงภาพรวมของข้อมูลในระบบ</w:t>
-      </w:r>
-    </w:p>
-    <w:p>
-      <w:pPr>
-        <w:pStyle w:val="ListParagraph"/>
-        <w:numPr>
-          <w:ilvl w:val="0"/>
-          <w:numId w:val="4"/>
-        </w:numPr>
-        <w:spacing w:after="0" w:line="240"/>
-        <w:jc w:val="thaiDistribute"/>
-      </w:pPr>
-      <w:r>
-        <w:rPr>
-          <w:rFonts w:ascii="TH SarabunPSK" w:cs="TH SarabunPSK" w:eastAsia="TH SarabunPSK" w:hAnsi="TH SarabunPSK"/>
-          <w:sz w:val="32"/>
-          <w:szCs w:val="32"/>
-        </w:rPr>
-        <w:t xml:space="preserve">ส่วน "Shortlist ของคุณ" แสดงเฉพาะรายการของคุณเอง กด "+ สร้างใหม่" เพื่อสร้างรายการ</w:t>
-      </w:r>
-    </w:p>
-    <w:p>
-      <w:pPr>
-        <w:pStyle w:val="ListParagraph"/>
-        <w:numPr>
-          <w:ilvl w:val="0"/>
-          <w:numId w:val="4"/>
-        </w:numPr>
-        <w:spacing w:after="0" w:line="240"/>
-        <w:jc w:val="thaiDistribute"/>
-      </w:pPr>
-      <w:r>
-        <w:rPr>
-          <w:rFonts w:ascii="TH SarabunPSK" w:cs="TH SarabunPSK" w:eastAsia="TH SarabunPSK" w:hAnsi="TH SarabunPSK"/>
-          <w:sz w:val="32"/>
-          <w:szCs w:val="32"/>
-        </w:rPr>
-        <w:t xml:space="preserve">ส่วน "เพิ่งดูล่าสุด" และ "กิจกรรมของคุณ" แสดงเฉพาะสิ่งที่คุณทำ ไม่ใช่ของทั้งระบบ</w:t>
+        <w:t xml:space="preserve">ก.3 เมนูและสิทธิ์ของผู้ใช้</w:t>
+      </w:r>
+    </w:p>
+    <w:p>
+      <w:pPr>
+        <w:pStyle w:val="ListParagraph"/>
+        <w:numPr>
+          <w:ilvl w:val="0"/>
+          <w:numId w:val="3"/>
+        </w:numPr>
+        <w:spacing w:after="0" w:line="240"/>
+        <w:jc w:val="thaiDistribute"/>
+      </w:pPr>
+      <w:r>
+        <w:rPr>
+          <w:rFonts w:ascii="TH SarabunPSK" w:cs="TH SarabunPSK" w:eastAsia="TH SarabunPSK" w:hAnsi="TH SarabunPSK"/>
+          <w:sz w:val="32"/>
+          <w:szCs w:val="32"/>
+        </w:rPr>
+        <w:t xml:space="preserve">เมนูหลักอยู่ที่แถบด้านซ้าย กดปุ่มด้านบนของแถบเพื่อพับหรือกางได้ บนจอโทรศัพท์เมนูจะเปิดเป็นแผงและปิดเองเมื่อเปลี่ยนหน้า</w:t>
+      </w:r>
+    </w:p>
+    <w:p>
+      <w:pPr>
+        <w:pStyle w:val="ListParagraph"/>
+        <w:numPr>
+          <w:ilvl w:val="0"/>
+          <w:numId w:val="3"/>
+        </w:numPr>
+        <w:spacing w:after="0" w:line="240"/>
+        <w:jc w:val="thaiDistribute"/>
+      </w:pPr>
+      <w:r>
+        <w:rPr>
+          <w:rFonts w:ascii="TH SarabunPSK" w:cs="TH SarabunPSK" w:eastAsia="TH SarabunPSK" w:hAnsi="TH SarabunPSK"/>
+          <w:sz w:val="32"/>
+          <w:szCs w:val="32"/>
+        </w:rPr>
+        <w:t xml:space="preserve">ปุ่ม "คู่มือ" และ "ตั้งค่า" อยู่ที่มุมขวาบน</w:t>
+      </w:r>
+    </w:p>
+    <w:p>
+      <w:pPr>
+        <w:pStyle w:val="ListParagraph"/>
+        <w:numPr>
+          <w:ilvl w:val="0"/>
+          <w:numId w:val="3"/>
+        </w:numPr>
+        <w:spacing w:after="0" w:line="240"/>
+        <w:jc w:val="thaiDistribute"/>
+      </w:pPr>
+      <w:r>
+        <w:rPr>
+          <w:rFonts w:ascii="TH SarabunPSK" w:cs="TH SarabunPSK" w:eastAsia="TH SarabunPSK" w:hAnsi="TH SarabunPSK"/>
+          <w:sz w:val="32"/>
+          <w:szCs w:val="32"/>
+        </w:rPr>
+        <w:t xml:space="preserve">ผู้ใช้ทั่วไป (Member) ใช้ Dashboard, Search, Job, Shortlist และประเมินตัวเองได้</w:t>
+      </w:r>
+    </w:p>
+    <w:p>
+      <w:pPr>
+        <w:pStyle w:val="ListParagraph"/>
+        <w:numPr>
+          <w:ilvl w:val="0"/>
+          <w:numId w:val="3"/>
+        </w:numPr>
+        <w:spacing w:after="0" w:line="240"/>
+        <w:jc w:val="thaiDistribute"/>
+      </w:pPr>
+      <w:r>
+        <w:rPr>
+          <w:rFonts w:ascii="TH SarabunPSK" w:cs="TH SarabunPSK" w:eastAsia="TH SarabunPSK" w:hAnsi="TH SarabunPSK"/>
+          <w:sz w:val="32"/>
+          <w:szCs w:val="32"/>
+        </w:rPr>
+        <w:t xml:space="preserve">ผู้จัดการข้อมูล (Data Manager) เห็นเมนู "ข้อมูล" และ "Import" เพิ่ม และสร้าง แก้ไข ลบตำแหน่งงานได้</w:t>
+      </w:r>
+    </w:p>
+    <w:p>
+      <w:pPr>
+        <w:pStyle w:val="ListParagraph"/>
+        <w:numPr>
+          <w:ilvl w:val="0"/>
+          <w:numId w:val="3"/>
+        </w:numPr>
+        <w:spacing w:after="0" w:line="240"/>
+        <w:jc w:val="thaiDistribute"/>
+      </w:pPr>
+      <w:r>
+        <w:rPr>
+          <w:rFonts w:ascii="TH SarabunPSK" w:cs="TH SarabunPSK" w:eastAsia="TH SarabunPSK" w:hAnsi="TH SarabunPSK"/>
+          <w:sz w:val="32"/>
+          <w:szCs w:val="32"/>
+        </w:rPr>
+        <w:t xml:space="preserve">ผู้ดูแลระบบ (Admin) เห็นเมนู "Admin" เพิ่ม ใช้อนุมัติบัญชีและกำหนดสิทธิ์ผู้ใช้</w:t>
+      </w:r>
+    </w:p>
+    <w:p>
+      <w:pPr>
+        <w:pStyle w:val="ListParagraph"/>
+        <w:numPr>
+          <w:ilvl w:val="0"/>
+          <w:numId w:val="3"/>
+        </w:numPr>
+        <w:spacing w:after="0" w:line="240"/>
+        <w:jc w:val="thaiDistribute"/>
+      </w:pPr>
+      <w:r>
+        <w:rPr>
+          <w:rFonts w:ascii="TH SarabunPSK" w:cs="TH SarabunPSK" w:eastAsia="TH SarabunPSK" w:hAnsi="TH SarabunPSK"/>
+          <w:sz w:val="32"/>
+          <w:szCs w:val="32"/>
+        </w:rPr>
+        <w:t xml:space="preserve">สิทธิ์ที่สูงกว่าทำได้ทุกอย่างของสิทธิ์ที่ต่ำกว่า ถ้าไม่เห็นเมนูที่ต้องใช้ให้ติดต่อผู้ดูแลระบบ</w:t>
       </w:r>
     </w:p>
     <w:p>
@@ -1137,178 +1239,173 @@
           <w:sz w:val="32"/>
           <w:szCs w:val="32"/>
         </w:rPr>
-        <w:t xml:space="preserve">ก.5 ค้นหาผู้สมัคร (Search)</w:t>
-      </w:r>
-    </w:p>
-    <w:p>
-      <w:pPr>
-        <w:pStyle w:val="ListParagraph"/>
-        <w:numPr>
-          <w:ilvl w:val="0"/>
-          <w:numId w:val="5"/>
-        </w:numPr>
-        <w:spacing w:after="0" w:line="240"/>
-        <w:jc w:val="thaiDistribute"/>
-      </w:pPr>
-      <w:r>
-        <w:rPr>
-          <w:rFonts w:ascii="TH SarabunPSK" w:cs="TH SarabunPSK" w:eastAsia="TH SarabunPSK" w:hAnsi="TH SarabunPSK"/>
-          <w:sz w:val="32"/>
-          <w:szCs w:val="32"/>
-        </w:rPr>
-        <w:t xml:space="preserve">พิมพ์สิ่งที่ต้องการเป็นประโยคภาษาไทยหรืออังกฤษ เช่น "หา Data Scientist จบโทอเมริกา ประสบการณ์ 5 ปีขึ้นไป" แล้วกด Enter หรือปุ่ม "ค้นหา"</w:t>
-      </w:r>
-    </w:p>
-    <w:p>
-      <w:pPr>
-        <w:pStyle w:val="ListParagraph"/>
-        <w:numPr>
-          <w:ilvl w:val="0"/>
-          <w:numId w:val="5"/>
-        </w:numPr>
-        <w:spacing w:after="0" w:line="240"/>
-        <w:jc w:val="thaiDistribute"/>
-      </w:pPr>
-      <w:r>
-        <w:rPr>
-          <w:rFonts w:ascii="TH SarabunPSK" w:cs="TH SarabunPSK" w:eastAsia="TH SarabunPSK" w:hAnsi="TH SarabunPSK"/>
-          <w:sz w:val="32"/>
-          <w:szCs w:val="32"/>
-        </w:rPr>
-        <w:t xml:space="preserve">ระบบใช้ AI แยกประโยคเป็นตัวกรอง ได้แก่ สกิล สาขา/ปริญญา และประสบการณ์ขั้นต่ำ แสดงเป็นชิปในแผงตัวกรอง</w:t>
-      </w:r>
-    </w:p>
-    <w:p>
-      <w:pPr>
-        <w:pStyle w:val="ListParagraph"/>
-        <w:numPr>
-          <w:ilvl w:val="0"/>
-          <w:numId w:val="5"/>
-        </w:numPr>
-        <w:spacing w:after="0" w:line="240"/>
-        <w:jc w:val="thaiDistribute"/>
-      </w:pPr>
-      <w:r>
-        <w:rPr>
-          <w:rFonts w:ascii="TH SarabunPSK" w:cs="TH SarabunPSK" w:eastAsia="TH SarabunPSK" w:hAnsi="TH SarabunPSK"/>
-          <w:sz w:val="32"/>
-          <w:szCs w:val="32"/>
-        </w:rPr>
-        <w:t xml:space="preserve">กดที่ชิปเพื่อลบ กด "+ สกิล" หรือ "+ สาขา/ปริญญา" เพื่อเพิ่ม หรือแก้ "ประสบการณ์ขั้นต่ำ (ปี)" ได้เอง ระบบค้นหาใหม่ให้ทันทีเมื่อแก้ตัวกรอง</w:t>
-      </w:r>
-    </w:p>
-    <w:p>
-      <w:pPr>
-        <w:pStyle w:val="ListParagraph"/>
-        <w:numPr>
-          <w:ilvl w:val="0"/>
-          <w:numId w:val="5"/>
-        </w:numPr>
-        <w:spacing w:after="0" w:line="240"/>
-        <w:jc w:val="thaiDistribute"/>
-      </w:pPr>
-      <w:r>
-        <w:rPr>
-          <w:rFonts w:ascii="TH SarabunPSK" w:cs="TH SarabunPSK" w:eastAsia="TH SarabunPSK" w:hAnsi="TH SarabunPSK"/>
-          <w:sz w:val="32"/>
-          <w:szCs w:val="32"/>
-        </w:rPr>
-        <w:t xml:space="preserve">ตั้งตัวกรองไว้ก่อนพิมพ์คำค้นหาได้ ตัวกรองจะถูกใช้เมื่อกดค้นหา และตัวกรองที่คุณตั้งเองจะไม่ถูก AI เขียนทับ</w:t>
-      </w:r>
-    </w:p>
-    <w:p>
-      <w:pPr>
-        <w:pStyle w:val="ListParagraph"/>
-        <w:numPr>
-          <w:ilvl w:val="0"/>
-          <w:numId w:val="5"/>
-        </w:numPr>
-        <w:spacing w:after="0" w:line="240"/>
-        <w:jc w:val="thaiDistribute"/>
-      </w:pPr>
-      <w:r>
-        <w:rPr>
-          <w:rFonts w:ascii="TH SarabunPSK" w:cs="TH SarabunPSK" w:eastAsia="TH SarabunPSK" w:hAnsi="TH SarabunPSK"/>
-          <w:sz w:val="32"/>
-          <w:szCs w:val="32"/>
-        </w:rPr>
-        <w:t xml:space="preserve">แผงตัวกรองพับเก็บได้ด้วยปุ่ม "ซ่อน" ขณะพับ หัวแผงยังบอกว่ากำลังกรองด้วยเงื่อนไขใดอยู่</w:t>
-      </w:r>
-    </w:p>
-    <w:p>
-      <w:pPr>
-        <w:pStyle w:val="ListParagraph"/>
-        <w:numPr>
-          <w:ilvl w:val="0"/>
-          <w:numId w:val="5"/>
-        </w:numPr>
-        <w:spacing w:after="0" w:line="240"/>
-        <w:jc w:val="thaiDistribute"/>
-      </w:pPr>
-      <w:r>
-        <w:rPr>
-          <w:rFonts w:ascii="TH SarabunPSK" w:cs="TH SarabunPSK" w:eastAsia="TH SarabunPSK" w:hAnsi="TH SarabunPSK"/>
-          <w:sz w:val="32"/>
-          <w:szCs w:val="32"/>
-        </w:rPr>
-        <w:t xml:space="preserve">ผลลัพธ์เรียงตามความใกล้เคียงเชิงความหมาย ไม่ใช่การจับคำตรงตัว คะแนนเป็นตัวเลข 0–100 ใช้เทียบอันดับกันเท่านั้น ไม่ได้แปลว่าเหมาะหรือไม่เหมาะ</w:t>
-      </w:r>
-    </w:p>
-    <w:p>
-      <w:pPr>
-        <w:pStyle w:val="ListParagraph"/>
-        <w:numPr>
-          <w:ilvl w:val="0"/>
-          <w:numId w:val="5"/>
-        </w:numPr>
-        <w:spacing w:after="0" w:line="240"/>
-        <w:jc w:val="thaiDistribute"/>
-      </w:pPr>
-      <w:r>
-        <w:rPr>
-          <w:rFonts w:ascii="TH SarabunPSK" w:cs="TH SarabunPSK" w:eastAsia="TH SarabunPSK" w:hAnsi="TH SarabunPSK"/>
-          <w:sz w:val="32"/>
-          <w:szCs w:val="32"/>
-        </w:rPr>
-        <w:t xml:space="preserve">ถ้าทักษะที่ AI สกัดได้ไม่มีผู้สมัครคนใดมีเลย ระบบจะไม่ใช้ทักษะนั้นกรองและแจ้งให้ทราบ</w:t>
-      </w:r>
-    </w:p>
-    <w:p>
-      <w:pPr>
-        <w:pStyle w:val="ListParagraph"/>
-        <w:numPr>
-          <w:ilvl w:val="0"/>
-          <w:numId w:val="5"/>
-        </w:numPr>
-        <w:spacing w:after="0" w:line="240"/>
-        <w:jc w:val="thaiDistribute"/>
-      </w:pPr>
-      <w:r>
-        <w:rPr>
-          <w:rFonts w:ascii="TH SarabunPSK" w:cs="TH SarabunPSK" w:eastAsia="TH SarabunPSK" w:hAnsi="TH SarabunPSK"/>
-          <w:sz w:val="32"/>
-          <w:szCs w:val="32"/>
-        </w:rPr>
-        <w:t xml:space="preserve">"ไม่พบผู้สมัคร" หมายถึงไม่มีใครตรงเงื่อนไข ส่วน "ค้นหาไม่ได้" หมายถึงระบบขัดข้อง ให้ลองใหม่หรือแจ้งผู้ดูแลระบบ</w:t>
-      </w:r>
-    </w:p>
-    <w:p>
-      <w:pPr>
-        <w:pStyle w:val="ListParagraph"/>
-        <w:numPr>
-          <w:ilvl w:val="0"/>
-          <w:numId w:val="5"/>
-        </w:numPr>
-        <w:spacing w:after="0" w:line="240"/>
-        <w:jc w:val="thaiDistribute"/>
-      </w:pPr>
-      <w:r>
-        <w:rPr>
-          <w:rFonts w:ascii="TH SarabunPSK" w:cs="TH SarabunPSK" w:eastAsia="TH SarabunPSK" w:hAnsi="TH SarabunPSK"/>
-          <w:sz w:val="32"/>
-          <w:szCs w:val="32"/>
-        </w:rPr>
-        <w:t xml:space="preserve">กดชื่อผู้สมัครเพื่อดูรายละเอียด หรือกด "บันทึก" ที่แถวนั้นเพื่อเพิ่มเข้า Shortlist ได้ทันที</w:t>
+        <w:t xml:space="preserve">ก.4 Dashboard</w:t>
+      </w:r>
+    </w:p>
+    <w:p>
+      <w:pPr>
+        <w:pStyle w:val="ListParagraph"/>
+        <w:numPr>
+          <w:ilvl w:val="0"/>
+          <w:numId w:val="4"/>
+        </w:numPr>
+        <w:spacing w:after="0" w:line="240"/>
+        <w:jc w:val="thaiDistribute"/>
+      </w:pPr>
+      <w:r>
+        <w:rPr>
+          <w:rFonts w:ascii="TH SarabunPSK" w:cs="TH SarabunPSK" w:eastAsia="TH SarabunPSK" w:hAnsi="TH SarabunPSK"/>
+          <w:sz w:val="32"/>
+          <w:szCs w:val="32"/>
+        </w:rPr>
+        <w:t xml:space="preserve">ส่วนบนแสดงจำนวนผู้สมัครทั้งหมด ยอดเปลี่ยนแปลงใน 30 วัน และจำนวนงานที่เปิด</w:t>
+      </w:r>
+    </w:p>
+    <w:p>
+      <w:pPr>
+        <w:pStyle w:val="ListParagraph"/>
+        <w:numPr>
+          <w:ilvl w:val="0"/>
+          <w:numId w:val="4"/>
+        </w:numPr>
+        <w:spacing w:after="0" w:line="240"/>
+        <w:jc w:val="thaiDistribute"/>
+      </w:pPr>
+      <w:r>
+        <w:rPr>
+          <w:rFonts w:ascii="TH SarabunPSK" w:cs="TH SarabunPSK" w:eastAsia="TH SarabunPSK" w:hAnsi="TH SarabunPSK"/>
+          <w:sz w:val="32"/>
+          <w:szCs w:val="32"/>
+        </w:rPr>
+        <w:t xml:space="preserve">ยอดเปลี่ยนแปลงเป็นสุทธิ คือคนที่เข้ามาใหม่ลบด้วยคนที่ถูกลบ — สีเขียวมีเครื่องหมายบวกคือเพิ่มขึ้น สีแดงมีเครื่องหมายลบคือลดลง</w:t>
+      </w:r>
+    </w:p>
+    <w:p>
+      <w:pPr>
+        <w:pStyle w:val="ListParagraph"/>
+        <w:numPr>
+          <w:ilvl w:val="0"/>
+          <w:numId w:val="4"/>
+        </w:numPr>
+        <w:spacing w:after="0" w:line="240"/>
+        <w:jc w:val="thaiDistribute"/>
+      </w:pPr>
+      <w:r>
+        <w:rPr>
+          <w:rFonts w:ascii="TH SarabunPSK" w:cs="TH SarabunPSK" w:eastAsia="TH SarabunPSK" w:hAnsi="TH SarabunPSK"/>
+          <w:sz w:val="32"/>
+          <w:szCs w:val="32"/>
+        </w:rPr>
+        <w:t xml:space="preserve">แผนภูมิ "ทักษะที่พบบ่อย" และ "ผู้สมัครตามแหล่งที่มา" แสดงภาพรวมของข้อมูลในระบบ</w:t>
+      </w:r>
+    </w:p>
+    <w:p>
+      <w:pPr>
+        <w:pStyle w:val="ListParagraph"/>
+        <w:numPr>
+          <w:ilvl w:val="0"/>
+          <w:numId w:val="4"/>
+        </w:numPr>
+        <w:spacing w:after="0" w:line="240"/>
+        <w:jc w:val="thaiDistribute"/>
+      </w:pPr>
+      <w:r>
+        <w:rPr>
+          <w:rFonts w:ascii="TH SarabunPSK" w:cs="TH SarabunPSK" w:eastAsia="TH SarabunPSK" w:hAnsi="TH SarabunPSK"/>
+          <w:sz w:val="32"/>
+          <w:szCs w:val="32"/>
+        </w:rPr>
+        <w:t xml:space="preserve">ส่วน "Shortlist ของคุณ" แสดงเฉพาะรายการของคุณเอง กด "+ สร้างใหม่" เพื่อสร้างรายการ</w:t>
+      </w:r>
+    </w:p>
+    <w:p>
+      <w:pPr>
+        <w:pStyle w:val="ListParagraph"/>
+        <w:numPr>
+          <w:ilvl w:val="0"/>
+          <w:numId w:val="4"/>
+        </w:numPr>
+        <w:spacing w:after="0" w:line="240"/>
+        <w:jc w:val="thaiDistribute"/>
+      </w:pPr>
+      <w:r>
+        <w:rPr>
+          <w:rFonts w:ascii="TH SarabunPSK" w:cs="TH SarabunPSK" w:eastAsia="TH SarabunPSK" w:hAnsi="TH SarabunPSK"/>
+          <w:sz w:val="32"/>
+          <w:szCs w:val="32"/>
+        </w:rPr>
+        <w:t xml:space="preserve">ส่วน "เพิ่งดูล่าสุด" และ "กิจกรรมของคุณ" แสดงเฉพาะสิ่งที่คุณทำ ไม่ใช่ของทั้งระบบ</w:t>
+      </w:r>
+    </w:p>
+    <w:p>
+      <w:pPr>
+        <w:keepNext/>
+        <w:spacing w:after="0" w:before="160"/>
+        <w:jc w:val="center"/>
+      </w:pPr>
+      <w:r>
+        <w:drawing>
+          <wp:inline distT="0" distB="0" distL="0" distR="0">
+            <wp:extent cx="5143500" cy="1809750"/>
+            <wp:effectExtent t="0" r="0" b="0" l="0"/>
+            <wp:docPr id="1" name="dashboard.png" descr="หน้า Dashboard และแถบเมนูด้านซ้าย" title="หน้า Dashboard และแถบเมนูด้านซ้าย"/>
+            <wp:cNvGraphicFramePr>
+              <a:graphicFrameLocks xmlns:a="http://schemas.openxmlformats.org/drawingml/2006/main" noChangeAspect="1"/>
+            </wp:cNvGraphicFramePr>
+            <a:graphic xmlns:a="http://schemas.openxmlformats.org/drawingml/2006/main">
+              <a:graphicData uri="http://schemas.openxmlformats.org/drawingml/2006/picture">
+                <pic:pic xmlns:pic="http://schemas.openxmlformats.org/drawingml/2006/picture">
+                  <pic:nvPicPr>
+                    <pic:cNvPr id="0" name="" descr=""/>
+                    <pic:cNvPicPr>
+                      <a:picLocks noChangeAspect="1" noChangeArrowheads="1"/>
+                    </pic:cNvPicPr>
+                  </pic:nvPicPr>
+                  <pic:blipFill>
+                    <a:blip r:embed="rId11" cstate="none"/>
+                    <a:srcRect/>
+                    <a:stretch>
+                      <a:fillRect/>
+                    </a:stretch>
+                  </pic:blipFill>
+                  <pic:spPr bwMode="auto">
+                    <a:xfrm>
+                      <a:off x="0" y="0"/>
+                      <a:ext cx="5143500" cy="1809750"/>
+                    </a:xfrm>
+                    <a:prstGeom prst="rect">
+                      <a:avLst/>
+                    </a:prstGeom>
+                  </pic:spPr>
+                </pic:pic>
+              </a:graphicData>
+            </a:graphic>
+          </wp:inline>
+        </w:drawing>
+      </w:r>
+    </w:p>
+    <w:p>
+      <w:pPr>
+        <w:spacing w:after="160" w:before="60"/>
+        <w:jc w:val="center"/>
+      </w:pPr>
+      <w:r>
+        <w:rPr>
+          <w:rFonts w:ascii="TH SarabunPSK" w:cs="TH SarabunPSK" w:eastAsia="TH SarabunPSK" w:hAnsi="TH SarabunPSK"/>
+          <w:b/>
+          <w:bCs/>
+          <w:sz w:val="32"/>
+          <w:szCs w:val="32"/>
+        </w:rPr>
+        <w:t xml:space="preserve">ภาพที่ ก-4 </w:t>
+      </w:r>
+      <w:r>
+        <w:rPr>
+          <w:rFonts w:ascii="TH SarabunPSK" w:cs="TH SarabunPSK" w:eastAsia="TH SarabunPSK" w:hAnsi="TH SarabunPSK"/>
+          <w:sz w:val="32"/>
+          <w:szCs w:val="32"/>
+        </w:rPr>
+        <w:t xml:space="preserve">หน้า Dashboard และแถบเมนูด้านซ้าย (ภาพเดียวกับภาพที่ 5-4)</w:t>
       </w:r>
     </w:p>
     <w:p>
@@ -1324,140 +1421,249 @@
           <w:sz w:val="32"/>
           <w:szCs w:val="32"/>
         </w:rPr>
-        <w:t xml:space="preserve">ก.6 หน้าผู้สมัครและการประเมินความเหมาะสม</w:t>
-      </w:r>
-    </w:p>
-    <w:p>
-      <w:pPr>
-        <w:pStyle w:val="ListParagraph"/>
-        <w:numPr>
-          <w:ilvl w:val="0"/>
-          <w:numId w:val="6"/>
-        </w:numPr>
-        <w:spacing w:after="0" w:line="240"/>
-        <w:jc w:val="thaiDistribute"/>
-      </w:pPr>
-      <w:r>
-        <w:rPr>
-          <w:rFonts w:ascii="TH SarabunPSK" w:cs="TH SarabunPSK" w:eastAsia="TH SarabunPSK" w:hAnsi="TH SarabunPSK"/>
-          <w:sz w:val="32"/>
-          <w:szCs w:val="32"/>
-        </w:rPr>
-        <w:t xml:space="preserve">ส่วนบนแสดงชื่อ ตำแหน่งย่อ สถานที่ และลิงก์ไปโปรไฟล์ LinkedIn ถ้ามี</w:t>
-      </w:r>
-    </w:p>
-    <w:p>
-      <w:pPr>
-        <w:pStyle w:val="ListParagraph"/>
-        <w:numPr>
-          <w:ilvl w:val="0"/>
-          <w:numId w:val="6"/>
-        </w:numPr>
-        <w:spacing w:after="0" w:line="240"/>
-        <w:jc w:val="thaiDistribute"/>
-      </w:pPr>
-      <w:r>
-        <w:rPr>
-          <w:rFonts w:ascii="TH SarabunPSK" w:cs="TH SarabunPSK" w:eastAsia="TH SarabunPSK" w:hAnsi="TH SarabunPSK"/>
-          <w:sz w:val="32"/>
-          <w:szCs w:val="32"/>
-        </w:rPr>
-        <w:t xml:space="preserve">ไทม์ไลน์แสดงประวัติการศึกษาและการทำงานเรียงตามเวลา</w:t>
-      </w:r>
-    </w:p>
-    <w:p>
-      <w:pPr>
-        <w:pStyle w:val="ListParagraph"/>
-        <w:numPr>
-          <w:ilvl w:val="0"/>
-          <w:numId w:val="6"/>
-        </w:numPr>
-        <w:spacing w:after="0" w:line="240"/>
-        <w:jc w:val="thaiDistribute"/>
-      </w:pPr>
-      <w:r>
-        <w:rPr>
-          <w:rFonts w:ascii="TH SarabunPSK" w:cs="TH SarabunPSK" w:eastAsia="TH SarabunPSK" w:hAnsi="TH SarabunPSK"/>
-          <w:sz w:val="32"/>
-          <w:szCs w:val="32"/>
-        </w:rPr>
-        <w:t xml:space="preserve">ส่วน "ประเมินความเหมาะสม (AI)" ให้พิมพ์ความต้องการของตำแหน่งงานแล้วกด "ประเมิน" ระบบให้คะแนน 0–100 พร้อมเหตุผลภาษาไทย</w:t>
-      </w:r>
-    </w:p>
-    <w:p>
-      <w:pPr>
-        <w:pStyle w:val="ListParagraph"/>
-        <w:numPr>
-          <w:ilvl w:val="0"/>
-          <w:numId w:val="6"/>
-        </w:numPr>
-        <w:spacing w:after="0" w:line="240"/>
-        <w:jc w:val="thaiDistribute"/>
-      </w:pPr>
-      <w:r>
-        <w:rPr>
-          <w:rFonts w:ascii="TH SarabunPSK" w:cs="TH SarabunPSK" w:eastAsia="TH SarabunPSK" w:hAnsi="TH SarabunPSK"/>
-          <w:sz w:val="32"/>
-          <w:szCs w:val="32"/>
-        </w:rPr>
-        <w:t xml:space="preserve">ถ้าตั้ง "ตำแหน่ง/สกิลที่มองหาบ่อย" ไว้ที่หน้าตั้งค่า ช่องนี้จะเติมข้อความนั้นให้เอง</w:t>
-      </w:r>
-    </w:p>
-    <w:p>
-      <w:pPr>
-        <w:pStyle w:val="ListParagraph"/>
-        <w:numPr>
-          <w:ilvl w:val="0"/>
-          <w:numId w:val="6"/>
-        </w:numPr>
-        <w:spacing w:after="0" w:line="240"/>
-        <w:jc w:val="thaiDistribute"/>
-      </w:pPr>
-      <w:r>
-        <w:rPr>
-          <w:rFonts w:ascii="TH SarabunPSK" w:cs="TH SarabunPSK" w:eastAsia="TH SarabunPSK" w:hAnsi="TH SarabunPSK"/>
-          <w:sz w:val="32"/>
-          <w:szCs w:val="32"/>
-        </w:rPr>
-        <w:t xml:space="preserve">ผลประเมินถูกเก็บไว้ ถ้าประเมินด้วยข้อความเดิมอีกครั้งจะได้ผลเดิมทันทีพร้อมป้าย "(จาก cache)" โดยไม่เรียก AI ซ้ำ</w:t>
-      </w:r>
-    </w:p>
-    <w:p>
-      <w:pPr>
-        <w:pStyle w:val="ListParagraph"/>
-        <w:numPr>
-          <w:ilvl w:val="0"/>
-          <w:numId w:val="6"/>
-        </w:numPr>
-        <w:spacing w:after="0" w:line="240"/>
-        <w:jc w:val="thaiDistribute"/>
-      </w:pPr>
-      <w:r>
-        <w:rPr>
-          <w:rFonts w:ascii="TH SarabunPSK" w:cs="TH SarabunPSK" w:eastAsia="TH SarabunPSK" w:hAnsi="TH SarabunPSK"/>
-          <w:sz w:val="32"/>
-          <w:szCs w:val="32"/>
-        </w:rPr>
-        <w:t xml:space="preserve">คะแนนจาก AI อาจต่างกันได้ราว 10 คะแนนระหว่างการประเมินแต่ละครั้ง ใช้เป็นข้อมูลประกอบการพิจารณาเท่านั้น ห้ามใช้ตัดสินผู้สมัครโดยลำพัง</w:t>
-      </w:r>
-    </w:p>
-    <w:p>
-      <w:pPr>
-        <w:pStyle w:val="ListParagraph"/>
-        <w:numPr>
-          <w:ilvl w:val="0"/>
-          <w:numId w:val="6"/>
-        </w:numPr>
-        <w:spacing w:after="0" w:line="240"/>
-        <w:jc w:val="thaiDistribute"/>
-      </w:pPr>
-      <w:r>
-        <w:rPr>
-          <w:rFonts w:ascii="TH SarabunPSK" w:cs="TH SarabunPSK" w:eastAsia="TH SarabunPSK" w:hAnsi="TH SarabunPSK"/>
-          <w:sz w:val="32"/>
-          <w:szCs w:val="32"/>
-        </w:rPr>
-        <w:t xml:space="preserve">ส่วน "บันทึกเข้า Shortlist" ติ๊กเลือกรายการที่ต้องการ หรือพิมพ์ชื่อแล้วกด "สร้างรายการใหม่" ได้ในที่เดียว</w:t>
+        <w:t xml:space="preserve">ก.5 ค้นหาผู้สมัคร (Search)</w:t>
+      </w:r>
+    </w:p>
+    <w:p>
+      <w:pPr>
+        <w:pStyle w:val="ListParagraph"/>
+        <w:numPr>
+          <w:ilvl w:val="0"/>
+          <w:numId w:val="5"/>
+        </w:numPr>
+        <w:spacing w:after="0" w:line="240"/>
+        <w:jc w:val="thaiDistribute"/>
+      </w:pPr>
+      <w:r>
+        <w:rPr>
+          <w:rFonts w:ascii="TH SarabunPSK" w:cs="TH SarabunPSK" w:eastAsia="TH SarabunPSK" w:hAnsi="TH SarabunPSK"/>
+          <w:sz w:val="32"/>
+          <w:szCs w:val="32"/>
+        </w:rPr>
+        <w:t xml:space="preserve">พิมพ์สิ่งที่ต้องการเป็นประโยคภาษาไทยหรืออังกฤษ เช่น "หา Data Scientist จบโทอเมริกา ประสบการณ์ 5 ปีขึ้นไป" แล้วกด Enter หรือปุ่ม "ค้นหา"</w:t>
+      </w:r>
+    </w:p>
+    <w:p>
+      <w:pPr>
+        <w:pStyle w:val="ListParagraph"/>
+        <w:numPr>
+          <w:ilvl w:val="0"/>
+          <w:numId w:val="5"/>
+        </w:numPr>
+        <w:spacing w:after="0" w:line="240"/>
+        <w:jc w:val="thaiDistribute"/>
+      </w:pPr>
+      <w:r>
+        <w:rPr>
+          <w:rFonts w:ascii="TH SarabunPSK" w:cs="TH SarabunPSK" w:eastAsia="TH SarabunPSK" w:hAnsi="TH SarabunPSK"/>
+          <w:sz w:val="32"/>
+          <w:szCs w:val="32"/>
+        </w:rPr>
+        <w:t xml:space="preserve">ระบบใช้ AI แยกประโยคเป็นตัวกรอง ได้แก่ สกิล สาขา/ปริญญา และประสบการณ์ขั้นต่ำ แสดงเป็นชิปในแผงตัวกรอง</w:t>
+      </w:r>
+    </w:p>
+    <w:p>
+      <w:pPr>
+        <w:pStyle w:val="ListParagraph"/>
+        <w:numPr>
+          <w:ilvl w:val="0"/>
+          <w:numId w:val="5"/>
+        </w:numPr>
+        <w:spacing w:after="0" w:line="240"/>
+        <w:jc w:val="thaiDistribute"/>
+      </w:pPr>
+      <w:r>
+        <w:rPr>
+          <w:rFonts w:ascii="TH SarabunPSK" w:cs="TH SarabunPSK" w:eastAsia="TH SarabunPSK" w:hAnsi="TH SarabunPSK"/>
+          <w:sz w:val="32"/>
+          <w:szCs w:val="32"/>
+        </w:rPr>
+        <w:t xml:space="preserve">กดที่ชิปเพื่อลบ กด "+ สกิล" หรือ "+ สาขา/ปริญญา" เพื่อเพิ่ม หรือแก้ "ประสบการณ์ขั้นต่ำ (ปี)" ได้เอง ระบบค้นหาใหม่ให้ทันทีเมื่อแก้ตัวกรอง</w:t>
+      </w:r>
+    </w:p>
+    <w:p>
+      <w:pPr>
+        <w:pStyle w:val="ListParagraph"/>
+        <w:numPr>
+          <w:ilvl w:val="0"/>
+          <w:numId w:val="5"/>
+        </w:numPr>
+        <w:spacing w:after="0" w:line="240"/>
+        <w:jc w:val="thaiDistribute"/>
+      </w:pPr>
+      <w:r>
+        <w:rPr>
+          <w:rFonts w:ascii="TH SarabunPSK" w:cs="TH SarabunPSK" w:eastAsia="TH SarabunPSK" w:hAnsi="TH SarabunPSK"/>
+          <w:sz w:val="32"/>
+          <w:szCs w:val="32"/>
+        </w:rPr>
+        <w:t xml:space="preserve">ตั้งตัวกรองไว้ก่อนพิมพ์คำค้นหาได้ ตัวกรองจะถูกใช้เมื่อกดค้นหา และตัวกรองที่คุณตั้งเองจะไม่ถูก AI เขียนทับ</w:t>
+      </w:r>
+    </w:p>
+    <w:p>
+      <w:pPr>
+        <w:pStyle w:val="ListParagraph"/>
+        <w:numPr>
+          <w:ilvl w:val="0"/>
+          <w:numId w:val="5"/>
+        </w:numPr>
+        <w:spacing w:after="0" w:line="240"/>
+        <w:jc w:val="thaiDistribute"/>
+      </w:pPr>
+      <w:r>
+        <w:rPr>
+          <w:rFonts w:ascii="TH SarabunPSK" w:cs="TH SarabunPSK" w:eastAsia="TH SarabunPSK" w:hAnsi="TH SarabunPSK"/>
+          <w:sz w:val="32"/>
+          <w:szCs w:val="32"/>
+        </w:rPr>
+        <w:t xml:space="preserve">แผงตัวกรองพับเก็บได้ด้วยปุ่ม "ซ่อน" ขณะพับ หัวแผงยังบอกว่ากำลังกรองด้วยเงื่อนไขใดอยู่</w:t>
+      </w:r>
+    </w:p>
+    <w:p>
+      <w:pPr>
+        <w:pStyle w:val="ListParagraph"/>
+        <w:numPr>
+          <w:ilvl w:val="0"/>
+          <w:numId w:val="5"/>
+        </w:numPr>
+        <w:spacing w:after="0" w:line="240"/>
+        <w:jc w:val="thaiDistribute"/>
+      </w:pPr>
+      <w:r>
+        <w:rPr>
+          <w:rFonts w:ascii="TH SarabunPSK" w:cs="TH SarabunPSK" w:eastAsia="TH SarabunPSK" w:hAnsi="TH SarabunPSK"/>
+          <w:sz w:val="32"/>
+          <w:szCs w:val="32"/>
+        </w:rPr>
+        <w:t xml:space="preserve">ผลลัพธ์เรียงตามความใกล้เคียงเชิงความหมาย ไม่ใช่การจับคำตรงตัว คะแนนเป็นตัวเลข 0–100 ใช้เทียบอันดับกันเท่านั้น ไม่ได้แปลว่าเหมาะหรือไม่เหมาะ</w:t>
+      </w:r>
+    </w:p>
+    <w:p>
+      <w:pPr>
+        <w:pStyle w:val="ListParagraph"/>
+        <w:numPr>
+          <w:ilvl w:val="0"/>
+          <w:numId w:val="5"/>
+        </w:numPr>
+        <w:spacing w:after="0" w:line="240"/>
+        <w:jc w:val="thaiDistribute"/>
+      </w:pPr>
+      <w:r>
+        <w:rPr>
+          <w:rFonts w:ascii="TH SarabunPSK" w:cs="TH SarabunPSK" w:eastAsia="TH SarabunPSK" w:hAnsi="TH SarabunPSK"/>
+          <w:sz w:val="32"/>
+          <w:szCs w:val="32"/>
+        </w:rPr>
+        <w:t xml:space="preserve">ถ้าทักษะที่ AI สกัดได้ไม่มีผู้สมัครคนใดมีเลย ระบบจะไม่ใช้ทักษะนั้นกรองและแจ้งให้ทราบ</w:t>
+      </w:r>
+    </w:p>
+    <w:p>
+      <w:pPr>
+        <w:pStyle w:val="ListParagraph"/>
+        <w:numPr>
+          <w:ilvl w:val="0"/>
+          <w:numId w:val="5"/>
+        </w:numPr>
+        <w:spacing w:after="0" w:line="240"/>
+        <w:jc w:val="thaiDistribute"/>
+      </w:pPr>
+      <w:r>
+        <w:rPr>
+          <w:rFonts w:ascii="TH SarabunPSK" w:cs="TH SarabunPSK" w:eastAsia="TH SarabunPSK" w:hAnsi="TH SarabunPSK"/>
+          <w:sz w:val="32"/>
+          <w:szCs w:val="32"/>
+        </w:rPr>
+        <w:t xml:space="preserve">"ไม่พบผู้สมัคร" หมายถึงไม่มีใครตรงเงื่อนไข ส่วน "ค้นหาไม่ได้" หมายถึงระบบขัดข้อง ให้ลองใหม่หรือแจ้งผู้ดูแลระบบ</w:t>
+      </w:r>
+    </w:p>
+    <w:p>
+      <w:pPr>
+        <w:pStyle w:val="ListParagraph"/>
+        <w:numPr>
+          <w:ilvl w:val="0"/>
+          <w:numId w:val="5"/>
+        </w:numPr>
+        <w:spacing w:after="0" w:line="240"/>
+        <w:jc w:val="thaiDistribute"/>
+      </w:pPr>
+      <w:r>
+        <w:rPr>
+          <w:rFonts w:ascii="TH SarabunPSK" w:cs="TH SarabunPSK" w:eastAsia="TH SarabunPSK" w:hAnsi="TH SarabunPSK"/>
+          <w:sz w:val="32"/>
+          <w:szCs w:val="32"/>
+        </w:rPr>
+        <w:t xml:space="preserve">กดชื่อผู้สมัครเพื่อดูรายละเอียด หรือกด "บันทึก" ที่แถวนั้นเพื่อเพิ่มเข้า Shortlist ได้ทันที</w:t>
+      </w:r>
+    </w:p>
+    <w:p>
+      <w:pPr>
+        <w:keepNext/>
+        <w:spacing w:after="0" w:before="160"/>
+        <w:jc w:val="center"/>
+      </w:pPr>
+      <w:r>
+        <w:drawing>
+          <wp:inline distT="0" distB="0" distL="0" distR="0">
+            <wp:extent cx="5143500" cy="2686050"/>
+            <wp:effectExtent t="0" r="0" b="0" l="0"/>
+            <wp:docPr id="1" name="search.png" descr="หน้าค้นหาผู้สมัคร แผงตัวกรอง และผลการค้นหา" title="หน้าค้นหาผู้สมัคร แผงตัวกรอง และผลการค้นหา"/>
+            <wp:cNvGraphicFramePr>
+              <a:graphicFrameLocks xmlns:a="http://schemas.openxmlformats.org/drawingml/2006/main" noChangeAspect="1"/>
+            </wp:cNvGraphicFramePr>
+            <a:graphic xmlns:a="http://schemas.openxmlformats.org/drawingml/2006/main">
+              <a:graphicData uri="http://schemas.openxmlformats.org/drawingml/2006/picture">
+                <pic:pic xmlns:pic="http://schemas.openxmlformats.org/drawingml/2006/picture">
+                  <pic:nvPicPr>
+                    <pic:cNvPr id="0" name="" descr=""/>
+                    <pic:cNvPicPr>
+                      <a:picLocks noChangeAspect="1" noChangeArrowheads="1"/>
+                    </pic:cNvPicPr>
+                  </pic:nvPicPr>
+                  <pic:blipFill>
+                    <a:blip r:embed="rId12" cstate="none"/>
+                    <a:srcRect/>
+                    <a:stretch>
+                      <a:fillRect/>
+                    </a:stretch>
+                  </pic:blipFill>
+                  <pic:spPr bwMode="auto">
+                    <a:xfrm>
+                      <a:off x="0" y="0"/>
+                      <a:ext cx="5143500" cy="2686050"/>
+                    </a:xfrm>
+                    <a:prstGeom prst="rect">
+                      <a:avLst/>
+                    </a:prstGeom>
+                  </pic:spPr>
+                </pic:pic>
+              </a:graphicData>
+            </a:graphic>
+          </wp:inline>
+        </w:drawing>
+      </w:r>
+    </w:p>
+    <w:p>
+      <w:pPr>
+        <w:spacing w:after="160" w:before="60"/>
+        <w:jc w:val="center"/>
+      </w:pPr>
+      <w:r>
+        <w:rPr>
+          <w:rFonts w:ascii="TH SarabunPSK" w:cs="TH SarabunPSK" w:eastAsia="TH SarabunPSK" w:hAnsi="TH SarabunPSK"/>
+          <w:b/>
+          <w:bCs/>
+          <w:sz w:val="32"/>
+          <w:szCs w:val="32"/>
+        </w:rPr>
+        <w:t xml:space="preserve">ภาพที่ ก-5 </w:t>
+      </w:r>
+      <w:r>
+        <w:rPr>
+          <w:rFonts w:ascii="TH SarabunPSK" w:cs="TH SarabunPSK" w:eastAsia="TH SarabunPSK" w:hAnsi="TH SarabunPSK"/>
+          <w:sz w:val="32"/>
+          <w:szCs w:val="32"/>
+        </w:rPr>
+        <w:t xml:space="preserve">หน้าค้นหาผู้สมัคร แผงตัวกรอง และผลการค้นหา (ภาพเดียวกับภาพที่ 5-5)</w:t>
       </w:r>
     </w:p>
     <w:p>
@@ -1473,102 +1679,211 @@
           <w:sz w:val="32"/>
           <w:szCs w:val="32"/>
         </w:rPr>
-        <w:t xml:space="preserve">ก.7 Shortlist</w:t>
-      </w:r>
-    </w:p>
-    <w:p>
-      <w:pPr>
-        <w:pStyle w:val="ListParagraph"/>
-        <w:numPr>
-          <w:ilvl w:val="0"/>
-          <w:numId w:val="7"/>
-        </w:numPr>
-        <w:spacing w:after="0" w:line="240"/>
-        <w:jc w:val="thaiDistribute"/>
-      </w:pPr>
-      <w:r>
-        <w:rPr>
-          <w:rFonts w:ascii="TH SarabunPSK" w:cs="TH SarabunPSK" w:eastAsia="TH SarabunPSK" w:hAnsi="TH SarabunPSK"/>
-          <w:sz w:val="32"/>
-          <w:szCs w:val="32"/>
-        </w:rPr>
-        <w:t xml:space="preserve">Shortlist เป็นของส่วนตัว คนอื่นมองไม่เห็นรายการของคุณ และสร้างได้หลายรายการ</w:t>
-      </w:r>
-    </w:p>
-    <w:p>
-      <w:pPr>
-        <w:pStyle w:val="ListParagraph"/>
-        <w:numPr>
-          <w:ilvl w:val="0"/>
-          <w:numId w:val="7"/>
-        </w:numPr>
-        <w:spacing w:after="0" w:line="240"/>
-        <w:jc w:val="thaiDistribute"/>
-      </w:pPr>
-      <w:r>
-        <w:rPr>
-          <w:rFonts w:ascii="TH SarabunPSK" w:cs="TH SarabunPSK" w:eastAsia="TH SarabunPSK" w:hAnsi="TH SarabunPSK"/>
-          <w:sz w:val="32"/>
-          <w:szCs w:val="32"/>
-        </w:rPr>
-        <w:t xml:space="preserve">ผู้สมัครหนึ่งคนอยู่ได้หลายรายการพร้อมกัน ติ๊กเพื่อเพิ่ม ติ๊กออกเพื่อเอาออก จากหน้าผลการค้นหาหรือหน้าผู้สมัคร</w:t>
-      </w:r>
-    </w:p>
-    <w:p>
-      <w:pPr>
-        <w:pStyle w:val="ListParagraph"/>
-        <w:numPr>
-          <w:ilvl w:val="0"/>
-          <w:numId w:val="7"/>
-        </w:numPr>
-        <w:spacing w:after="0" w:line="240"/>
-        <w:jc w:val="thaiDistribute"/>
-      </w:pPr>
-      <w:r>
-        <w:rPr>
-          <w:rFonts w:ascii="TH SarabunPSK" w:cs="TH SarabunPSK" w:eastAsia="TH SarabunPSK" w:hAnsi="TH SarabunPSK"/>
-          <w:sz w:val="32"/>
-          <w:szCs w:val="32"/>
-        </w:rPr>
-        <w:t xml:space="preserve">เครื่องหมายติ๊กเปลี่ยนเมื่อบันทึกสำเร็จแล้วเท่านั้น ถ้าบันทึกไม่สำเร็จระบบจะแจ้งและคงสถานะเดิมไว้</w:t>
-      </w:r>
-    </w:p>
-    <w:p>
-      <w:pPr>
-        <w:pStyle w:val="ListParagraph"/>
-        <w:numPr>
-          <w:ilvl w:val="0"/>
-          <w:numId w:val="7"/>
-        </w:numPr>
-        <w:spacing w:after="0" w:line="240"/>
-        <w:jc w:val="thaiDistribute"/>
-      </w:pPr>
-      <w:r>
-        <w:rPr>
-          <w:rFonts w:ascii="TH SarabunPSK" w:cs="TH SarabunPSK" w:eastAsia="TH SarabunPSK" w:hAnsi="TH SarabunPSK"/>
-          <w:sz w:val="32"/>
-          <w:szCs w:val="32"/>
-        </w:rPr>
-        <w:t xml:space="preserve">หน้า Shortlist ใช้สร้างรายการใหม่ เปลี่ยนชื่อ ลบรายการ และเอาผู้สมัครออก ชื่อรายการยาวได้ไม่เกิน 60 ตัวอักษร</w:t>
-      </w:r>
-    </w:p>
-    <w:p>
-      <w:pPr>
-        <w:pStyle w:val="ListParagraph"/>
-        <w:numPr>
-          <w:ilvl w:val="0"/>
-          <w:numId w:val="7"/>
-        </w:numPr>
-        <w:spacing w:after="0" w:line="240"/>
-        <w:jc w:val="thaiDistribute"/>
-      </w:pPr>
-      <w:r>
-        <w:rPr>
-          <w:rFonts w:ascii="TH SarabunPSK" w:cs="TH SarabunPSK" w:eastAsia="TH SarabunPSK" w:hAnsi="TH SarabunPSK"/>
-          <w:sz w:val="32"/>
-          <w:szCs w:val="32"/>
-        </w:rPr>
-        <w:t xml:space="preserve">การลบรายการหรือเอาผู้สมัครออกไม่ได้ลบผู้สมัครออกจากฐานข้อมูล</w:t>
+        <w:t xml:space="preserve">ก.6 หน้าผู้สมัครและการประเมินความเหมาะสม</w:t>
+      </w:r>
+    </w:p>
+    <w:p>
+      <w:pPr>
+        <w:pStyle w:val="ListParagraph"/>
+        <w:numPr>
+          <w:ilvl w:val="0"/>
+          <w:numId w:val="6"/>
+        </w:numPr>
+        <w:spacing w:after="0" w:line="240"/>
+        <w:jc w:val="thaiDistribute"/>
+      </w:pPr>
+      <w:r>
+        <w:rPr>
+          <w:rFonts w:ascii="TH SarabunPSK" w:cs="TH SarabunPSK" w:eastAsia="TH SarabunPSK" w:hAnsi="TH SarabunPSK"/>
+          <w:sz w:val="32"/>
+          <w:szCs w:val="32"/>
+        </w:rPr>
+        <w:t xml:space="preserve">ส่วนบนแสดงชื่อ ตำแหน่งย่อ สถานที่ และลิงก์ไปโปรไฟล์ LinkedIn ถ้ามี</w:t>
+      </w:r>
+    </w:p>
+    <w:p>
+      <w:pPr>
+        <w:pStyle w:val="ListParagraph"/>
+        <w:numPr>
+          <w:ilvl w:val="0"/>
+          <w:numId w:val="6"/>
+        </w:numPr>
+        <w:spacing w:after="0" w:line="240"/>
+        <w:jc w:val="thaiDistribute"/>
+      </w:pPr>
+      <w:r>
+        <w:rPr>
+          <w:rFonts w:ascii="TH SarabunPSK" w:cs="TH SarabunPSK" w:eastAsia="TH SarabunPSK" w:hAnsi="TH SarabunPSK"/>
+          <w:sz w:val="32"/>
+          <w:szCs w:val="32"/>
+        </w:rPr>
+        <w:t xml:space="preserve">ไทม์ไลน์แสดงประวัติการศึกษาและการทำงานเรียงตามเวลา</w:t>
+      </w:r>
+    </w:p>
+    <w:p>
+      <w:pPr>
+        <w:pStyle w:val="ListParagraph"/>
+        <w:numPr>
+          <w:ilvl w:val="0"/>
+          <w:numId w:val="6"/>
+        </w:numPr>
+        <w:spacing w:after="0" w:line="240"/>
+        <w:jc w:val="thaiDistribute"/>
+      </w:pPr>
+      <w:r>
+        <w:rPr>
+          <w:rFonts w:ascii="TH SarabunPSK" w:cs="TH SarabunPSK" w:eastAsia="TH SarabunPSK" w:hAnsi="TH SarabunPSK"/>
+          <w:sz w:val="32"/>
+          <w:szCs w:val="32"/>
+        </w:rPr>
+        <w:t xml:space="preserve">ส่วน "ประเมินความเหมาะสม (AI)" ให้พิมพ์ความต้องการของตำแหน่งงานแล้วกด "ประเมิน" ระบบให้คะแนน 0–100 พร้อมเหตุผลภาษาไทย</w:t>
+      </w:r>
+    </w:p>
+    <w:p>
+      <w:pPr>
+        <w:pStyle w:val="ListParagraph"/>
+        <w:numPr>
+          <w:ilvl w:val="0"/>
+          <w:numId w:val="6"/>
+        </w:numPr>
+        <w:spacing w:after="0" w:line="240"/>
+        <w:jc w:val="thaiDistribute"/>
+      </w:pPr>
+      <w:r>
+        <w:rPr>
+          <w:rFonts w:ascii="TH SarabunPSK" w:cs="TH SarabunPSK" w:eastAsia="TH SarabunPSK" w:hAnsi="TH SarabunPSK"/>
+          <w:sz w:val="32"/>
+          <w:szCs w:val="32"/>
+        </w:rPr>
+        <w:t xml:space="preserve">ถ้าตั้ง "ตำแหน่ง/สกิลที่มองหาบ่อย" ไว้ที่หน้าตั้งค่า ช่องนี้จะเติมข้อความนั้นให้เอง</w:t>
+      </w:r>
+    </w:p>
+    <w:p>
+      <w:pPr>
+        <w:pStyle w:val="ListParagraph"/>
+        <w:numPr>
+          <w:ilvl w:val="0"/>
+          <w:numId w:val="6"/>
+        </w:numPr>
+        <w:spacing w:after="0" w:line="240"/>
+        <w:jc w:val="thaiDistribute"/>
+      </w:pPr>
+      <w:r>
+        <w:rPr>
+          <w:rFonts w:ascii="TH SarabunPSK" w:cs="TH SarabunPSK" w:eastAsia="TH SarabunPSK" w:hAnsi="TH SarabunPSK"/>
+          <w:sz w:val="32"/>
+          <w:szCs w:val="32"/>
+        </w:rPr>
+        <w:t xml:space="preserve">ผลประเมินถูกเก็บไว้ ถ้าประเมินด้วยข้อความเดิมอีกครั้งจะได้ผลเดิมทันทีพร้อมป้าย "(จาก cache)" โดยไม่เรียก AI ซ้ำ</w:t>
+      </w:r>
+    </w:p>
+    <w:p>
+      <w:pPr>
+        <w:pStyle w:val="ListParagraph"/>
+        <w:numPr>
+          <w:ilvl w:val="0"/>
+          <w:numId w:val="6"/>
+        </w:numPr>
+        <w:spacing w:after="0" w:line="240"/>
+        <w:jc w:val="thaiDistribute"/>
+      </w:pPr>
+      <w:r>
+        <w:rPr>
+          <w:rFonts w:ascii="TH SarabunPSK" w:cs="TH SarabunPSK" w:eastAsia="TH SarabunPSK" w:hAnsi="TH SarabunPSK"/>
+          <w:sz w:val="32"/>
+          <w:szCs w:val="32"/>
+        </w:rPr>
+        <w:t xml:space="preserve">คะแนนจาก AI อาจต่างกันได้ราว 10 คะแนนระหว่างการประเมินแต่ละครั้ง ใช้เป็นข้อมูลประกอบการพิจารณาเท่านั้น ห้ามใช้ตัดสินผู้สมัครโดยลำพัง</w:t>
+      </w:r>
+    </w:p>
+    <w:p>
+      <w:pPr>
+        <w:pStyle w:val="ListParagraph"/>
+        <w:numPr>
+          <w:ilvl w:val="0"/>
+          <w:numId w:val="6"/>
+        </w:numPr>
+        <w:spacing w:after="0" w:line="240"/>
+        <w:jc w:val="thaiDistribute"/>
+      </w:pPr>
+      <w:r>
+        <w:rPr>
+          <w:rFonts w:ascii="TH SarabunPSK" w:cs="TH SarabunPSK" w:eastAsia="TH SarabunPSK" w:hAnsi="TH SarabunPSK"/>
+          <w:sz w:val="32"/>
+          <w:szCs w:val="32"/>
+        </w:rPr>
+        <w:t xml:space="preserve">ส่วน "บันทึกเข้า Shortlist" ติ๊กเลือกรายการที่ต้องการ หรือพิมพ์ชื่อแล้วกด "สร้างรายการใหม่" ได้ในที่เดียว</w:t>
+      </w:r>
+    </w:p>
+    <w:p>
+      <w:pPr>
+        <w:keepNext/>
+        <w:spacing w:after="0" w:before="160"/>
+        <w:jc w:val="center"/>
+      </w:pPr>
+      <w:r>
+        <w:drawing>
+          <wp:inline distT="0" distB="0" distL="0" distR="0">
+            <wp:extent cx="5143500" cy="1885950"/>
+            <wp:effectExtent t="0" r="0" b="0" l="0"/>
+            <wp:docPr id="1" name="candidate.png" descr="หน้าผู้สมัครหลังกดประเมินความเหมาะสม" title="หน้าผู้สมัครหลังกดประเมินความเหมาะสม"/>
+            <wp:cNvGraphicFramePr>
+              <a:graphicFrameLocks xmlns:a="http://schemas.openxmlformats.org/drawingml/2006/main" noChangeAspect="1"/>
+            </wp:cNvGraphicFramePr>
+            <a:graphic xmlns:a="http://schemas.openxmlformats.org/drawingml/2006/main">
+              <a:graphicData uri="http://schemas.openxmlformats.org/drawingml/2006/picture">
+                <pic:pic xmlns:pic="http://schemas.openxmlformats.org/drawingml/2006/picture">
+                  <pic:nvPicPr>
+                    <pic:cNvPr id="0" name="" descr=""/>
+                    <pic:cNvPicPr>
+                      <a:picLocks noChangeAspect="1" noChangeArrowheads="1"/>
+                    </pic:cNvPicPr>
+                  </pic:nvPicPr>
+                  <pic:blipFill>
+                    <a:blip r:embed="rId13" cstate="none"/>
+                    <a:srcRect/>
+                    <a:stretch>
+                      <a:fillRect/>
+                    </a:stretch>
+                  </pic:blipFill>
+                  <pic:spPr bwMode="auto">
+                    <a:xfrm>
+                      <a:off x="0" y="0"/>
+                      <a:ext cx="5143500" cy="1885950"/>
+                    </a:xfrm>
+                    <a:prstGeom prst="rect">
+                      <a:avLst/>
+                    </a:prstGeom>
+                  </pic:spPr>
+                </pic:pic>
+              </a:graphicData>
+            </a:graphic>
+          </wp:inline>
+        </w:drawing>
+      </w:r>
+    </w:p>
+    <w:p>
+      <w:pPr>
+        <w:spacing w:after="160" w:before="60"/>
+        <w:jc w:val="center"/>
+      </w:pPr>
+      <w:r>
+        <w:rPr>
+          <w:rFonts w:ascii="TH SarabunPSK" w:cs="TH SarabunPSK" w:eastAsia="TH SarabunPSK" w:hAnsi="TH SarabunPSK"/>
+          <w:b/>
+          <w:bCs/>
+          <w:sz w:val="32"/>
+          <w:szCs w:val="32"/>
+        </w:rPr>
+        <w:t xml:space="preserve">ภาพที่ ก-6 </w:t>
+      </w:r>
+      <w:r>
+        <w:rPr>
+          <w:rFonts w:ascii="TH SarabunPSK" w:cs="TH SarabunPSK" w:eastAsia="TH SarabunPSK" w:hAnsi="TH SarabunPSK"/>
+          <w:sz w:val="32"/>
+          <w:szCs w:val="32"/>
+        </w:rPr>
+        <w:t xml:space="preserve">หน้าผู้สมัครหลังกดประเมินความเหมาะสม (ภาพเดียวกับภาพที่ 5-7)</w:t>
       </w:r>
     </w:p>
     <w:p>
@@ -1584,102 +1899,244 @@
           <w:sz w:val="32"/>
           <w:szCs w:val="32"/>
         </w:rPr>
-        <w:t xml:space="preserve">ก.8 ตำแหน่งงาน (Job)</w:t>
-      </w:r>
-    </w:p>
-    <w:p>
-      <w:pPr>
-        <w:pStyle w:val="ListParagraph"/>
-        <w:numPr>
-          <w:ilvl w:val="0"/>
-          <w:numId w:val="8"/>
-        </w:numPr>
-        <w:spacing w:after="0" w:line="240"/>
-        <w:jc w:val="thaiDistribute"/>
-      </w:pPr>
-      <w:r>
-        <w:rPr>
-          <w:rFonts w:ascii="TH SarabunPSK" w:cs="TH SarabunPSK" w:eastAsia="TH SarabunPSK" w:hAnsi="TH SarabunPSK"/>
-          <w:sz w:val="32"/>
-          <w:szCs w:val="32"/>
-        </w:rPr>
-        <w:t xml:space="preserve">หน้า Job แสดงงานทั้งหมด ทุกคนเปิดดูได้</w:t>
-      </w:r>
-    </w:p>
-    <w:p>
-      <w:pPr>
-        <w:pStyle w:val="ListParagraph"/>
-        <w:numPr>
-          <w:ilvl w:val="0"/>
-          <w:numId w:val="8"/>
-        </w:numPr>
-        <w:spacing w:after="0" w:line="240"/>
-        <w:jc w:val="thaiDistribute"/>
-      </w:pPr>
-      <w:r>
-        <w:rPr>
-          <w:rFonts w:ascii="TH SarabunPSK" w:cs="TH SarabunPSK" w:eastAsia="TH SarabunPSK" w:hAnsi="TH SarabunPSK"/>
-          <w:sz w:val="32"/>
-          <w:szCs w:val="32"/>
-        </w:rPr>
-        <w:t xml:space="preserve">ผู้จัดการข้อมูลขึ้นไปจะเห็นฟอร์มด้านบน กรอกตำแหน่งงาน รายละเอียดงาน สกิลที่ต้องการ (คั่นด้วยจุลภาค) และประสบการณ์ขั้นต่ำ แล้วกด "เพิ่มงาน"</w:t>
-      </w:r>
-    </w:p>
-    <w:p>
-      <w:pPr>
-        <w:pStyle w:val="ListParagraph"/>
-        <w:numPr>
-          <w:ilvl w:val="0"/>
-          <w:numId w:val="8"/>
-        </w:numPr>
-        <w:spacing w:after="0" w:line="240"/>
-        <w:jc w:val="thaiDistribute"/>
-      </w:pPr>
-      <w:r>
-        <w:rPr>
-          <w:rFonts w:ascii="TH SarabunPSK" w:cs="TH SarabunPSK" w:eastAsia="TH SarabunPSK" w:hAnsi="TH SarabunPSK"/>
-          <w:sz w:val="32"/>
-          <w:szCs w:val="32"/>
-        </w:rPr>
-        <w:t xml:space="preserve">เปิดงานแล้วจะเห็น "ผู้สมัครที่เข้าเกณฑ์" เรียงตามความเหมาะสมให้อัตโนมัติ การจัดอันดับนี้ไม่เรียก AI จึงเร็วและไม่มีค่าใช้จ่าย</w:t>
-      </w:r>
-    </w:p>
-    <w:p>
-      <w:pPr>
-        <w:pStyle w:val="ListParagraph"/>
-        <w:numPr>
-          <w:ilvl w:val="0"/>
-          <w:numId w:val="8"/>
-        </w:numPr>
-        <w:spacing w:after="0" w:line="240"/>
-        <w:jc w:val="thaiDistribute"/>
-      </w:pPr>
-      <w:r>
-        <w:rPr>
-          <w:rFonts w:ascii="TH SarabunPSK" w:cs="TH SarabunPSK" w:eastAsia="TH SarabunPSK" w:hAnsi="TH SarabunPSK"/>
-          <w:sz w:val="32"/>
-          <w:szCs w:val="32"/>
-        </w:rPr>
-        <w:t xml:space="preserve">กด "วิเคราะห์เชิงลึก" ที่ผู้สมัครรายคนเมื่อต้องการคะแนนพร้อมเหตุผล</w:t>
-      </w:r>
-    </w:p>
-    <w:p>
-      <w:pPr>
-        <w:pStyle w:val="ListParagraph"/>
-        <w:numPr>
-          <w:ilvl w:val="0"/>
-          <w:numId w:val="8"/>
-        </w:numPr>
-        <w:spacing w:after="0" w:line="240"/>
-        <w:jc w:val="thaiDistribute"/>
-      </w:pPr>
-      <w:r>
-        <w:rPr>
-          <w:rFonts w:ascii="TH SarabunPSK" w:cs="TH SarabunPSK" w:eastAsia="TH SarabunPSK" w:hAnsi="TH SarabunPSK"/>
-          <w:sz w:val="32"/>
-          <w:szCs w:val="32"/>
-        </w:rPr>
-        <w:t xml:space="preserve">ผู้จัดการข้อมูลขึ้นไปกด "แก้ไข" หรือ "ลบงาน" ได้ การแก้รายละเอียดที่ใช้ประเมินจะล้างผลประเมินเดิมของงานนั้น เพื่อไม่ให้คะแนนจากความต้องการเก่าค้างอยู่</w:t>
+        <w:t xml:space="preserve">ก.7 Shortlist</w:t>
+      </w:r>
+    </w:p>
+    <w:p>
+      <w:pPr>
+        <w:pStyle w:val="ListParagraph"/>
+        <w:numPr>
+          <w:ilvl w:val="0"/>
+          <w:numId w:val="7"/>
+        </w:numPr>
+        <w:spacing w:after="0" w:line="240"/>
+        <w:jc w:val="thaiDistribute"/>
+      </w:pPr>
+      <w:r>
+        <w:rPr>
+          <w:rFonts w:ascii="TH SarabunPSK" w:cs="TH SarabunPSK" w:eastAsia="TH SarabunPSK" w:hAnsi="TH SarabunPSK"/>
+          <w:sz w:val="32"/>
+          <w:szCs w:val="32"/>
+        </w:rPr>
+        <w:t xml:space="preserve">Shortlist เป็นของส่วนตัว คนอื่นมองไม่เห็นรายการของคุณ และสร้างได้หลายรายการ</w:t>
+      </w:r>
+    </w:p>
+    <w:p>
+      <w:pPr>
+        <w:pStyle w:val="ListParagraph"/>
+        <w:numPr>
+          <w:ilvl w:val="0"/>
+          <w:numId w:val="7"/>
+        </w:numPr>
+        <w:spacing w:after="0" w:line="240"/>
+        <w:jc w:val="thaiDistribute"/>
+      </w:pPr>
+      <w:r>
+        <w:rPr>
+          <w:rFonts w:ascii="TH SarabunPSK" w:cs="TH SarabunPSK" w:eastAsia="TH SarabunPSK" w:hAnsi="TH SarabunPSK"/>
+          <w:sz w:val="32"/>
+          <w:szCs w:val="32"/>
+        </w:rPr>
+        <w:t xml:space="preserve">ผู้สมัครหนึ่งคนอยู่ได้หลายรายการพร้อมกัน ติ๊กเพื่อเพิ่ม ติ๊กออกเพื่อเอาออก จากหน้าผลการค้นหาหรือหน้าผู้สมัคร</w:t>
+      </w:r>
+    </w:p>
+    <w:p>
+      <w:pPr>
+        <w:pStyle w:val="ListParagraph"/>
+        <w:numPr>
+          <w:ilvl w:val="0"/>
+          <w:numId w:val="7"/>
+        </w:numPr>
+        <w:spacing w:after="0" w:line="240"/>
+        <w:jc w:val="thaiDistribute"/>
+      </w:pPr>
+      <w:r>
+        <w:rPr>
+          <w:rFonts w:ascii="TH SarabunPSK" w:cs="TH SarabunPSK" w:eastAsia="TH SarabunPSK" w:hAnsi="TH SarabunPSK"/>
+          <w:sz w:val="32"/>
+          <w:szCs w:val="32"/>
+        </w:rPr>
+        <w:t xml:space="preserve">เครื่องหมายติ๊กเปลี่ยนเมื่อบันทึกสำเร็จแล้วเท่านั้น ถ้าบันทึกไม่สำเร็จระบบจะแจ้งและคงสถานะเดิมไว้</w:t>
+      </w:r>
+    </w:p>
+    <w:p>
+      <w:pPr>
+        <w:pStyle w:val="ListParagraph"/>
+        <w:numPr>
+          <w:ilvl w:val="0"/>
+          <w:numId w:val="7"/>
+        </w:numPr>
+        <w:spacing w:after="0" w:line="240"/>
+        <w:jc w:val="thaiDistribute"/>
+      </w:pPr>
+      <w:r>
+        <w:rPr>
+          <w:rFonts w:ascii="TH SarabunPSK" w:cs="TH SarabunPSK" w:eastAsia="TH SarabunPSK" w:hAnsi="TH SarabunPSK"/>
+          <w:sz w:val="32"/>
+          <w:szCs w:val="32"/>
+        </w:rPr>
+        <w:t xml:space="preserve">หน้า Shortlist ใช้สร้างรายการใหม่ เปลี่ยนชื่อ ลบรายการ และเอาผู้สมัครออก ชื่อรายการยาวได้ไม่เกิน 60 ตัวอักษร</w:t>
+      </w:r>
+    </w:p>
+    <w:p>
+      <w:pPr>
+        <w:pStyle w:val="ListParagraph"/>
+        <w:numPr>
+          <w:ilvl w:val="0"/>
+          <w:numId w:val="7"/>
+        </w:numPr>
+        <w:spacing w:after="0" w:line="240"/>
+        <w:jc w:val="thaiDistribute"/>
+      </w:pPr>
+      <w:r>
+        <w:rPr>
+          <w:rFonts w:ascii="TH SarabunPSK" w:cs="TH SarabunPSK" w:eastAsia="TH SarabunPSK" w:hAnsi="TH SarabunPSK"/>
+          <w:sz w:val="32"/>
+          <w:szCs w:val="32"/>
+        </w:rPr>
+        <w:t xml:space="preserve">การลบรายการหรือเอาผู้สมัครออกไม่ได้ลบผู้สมัครออกจากฐานข้อมูล</w:t>
+      </w:r>
+    </w:p>
+    <w:p>
+      <w:pPr>
+        <w:keepNext/>
+        <w:spacing w:after="0" w:before="160"/>
+        <w:jc w:val="center"/>
+      </w:pPr>
+      <w:r>
+        <w:drawing>
+          <wp:inline distT="0" distB="0" distL="0" distR="0">
+            <wp:extent cx="5143500" cy="2667000"/>
+            <wp:effectExtent t="0" r="0" b="0" l="0"/>
+            <wp:docPr id="1" name="shortlist-panel.png" descr="แผงบันทึกเข้า Shortlist" title="แผงบันทึกเข้า Shortlist"/>
+            <wp:cNvGraphicFramePr>
+              <a:graphicFrameLocks xmlns:a="http://schemas.openxmlformats.org/drawingml/2006/main" noChangeAspect="1"/>
+            </wp:cNvGraphicFramePr>
+            <a:graphic xmlns:a="http://schemas.openxmlformats.org/drawingml/2006/main">
+              <a:graphicData uri="http://schemas.openxmlformats.org/drawingml/2006/picture">
+                <pic:pic xmlns:pic="http://schemas.openxmlformats.org/drawingml/2006/picture">
+                  <pic:nvPicPr>
+                    <pic:cNvPr id="0" name="" descr=""/>
+                    <pic:cNvPicPr>
+                      <a:picLocks noChangeAspect="1" noChangeArrowheads="1"/>
+                    </pic:cNvPicPr>
+                  </pic:nvPicPr>
+                  <pic:blipFill>
+                    <a:blip r:embed="rId14" cstate="none"/>
+                    <a:srcRect/>
+                    <a:stretch>
+                      <a:fillRect/>
+                    </a:stretch>
+                  </pic:blipFill>
+                  <pic:spPr bwMode="auto">
+                    <a:xfrm>
+                      <a:off x="0" y="0"/>
+                      <a:ext cx="5143500" cy="2667000"/>
+                    </a:xfrm>
+                    <a:prstGeom prst="rect">
+                      <a:avLst/>
+                    </a:prstGeom>
+                  </pic:spPr>
+                </pic:pic>
+              </a:graphicData>
+            </a:graphic>
+          </wp:inline>
+        </w:drawing>
+      </w:r>
+    </w:p>
+    <w:p>
+      <w:pPr>
+        <w:spacing w:after="160" w:before="60"/>
+        <w:jc w:val="center"/>
+      </w:pPr>
+      <w:r>
+        <w:rPr>
+          <w:rFonts w:ascii="TH SarabunPSK" w:cs="TH SarabunPSK" w:eastAsia="TH SarabunPSK" w:hAnsi="TH SarabunPSK"/>
+          <w:b/>
+          <w:bCs/>
+          <w:sz w:val="32"/>
+          <w:szCs w:val="32"/>
+        </w:rPr>
+        <w:t xml:space="preserve">ภาพที่ ก-7 </w:t>
+      </w:r>
+      <w:r>
+        <w:rPr>
+          <w:rFonts w:ascii="TH SarabunPSK" w:cs="TH SarabunPSK" w:eastAsia="TH SarabunPSK" w:hAnsi="TH SarabunPSK"/>
+          <w:sz w:val="32"/>
+          <w:szCs w:val="32"/>
+        </w:rPr>
+        <w:t xml:space="preserve">แผงบันทึกเข้า Shortlist (ภาพเดียวกับภาพที่ 5-8)</w:t>
+      </w:r>
+    </w:p>
+    <w:p>
+      <w:pPr>
+        <w:keepNext/>
+        <w:spacing w:after="0" w:before="160"/>
+        <w:jc w:val="center"/>
+      </w:pPr>
+      <w:r>
+        <w:drawing>
+          <wp:inline distT="0" distB="0" distL="0" distR="0">
+            <wp:extent cx="5143500" cy="2428875"/>
+            <wp:effectExtent t="0" r="0" b="0" l="0"/>
+            <wp:docPr id="1" name="shortlists.png" descr="หน้า Shortlist" title="หน้า Shortlist"/>
+            <wp:cNvGraphicFramePr>
+              <a:graphicFrameLocks xmlns:a="http://schemas.openxmlformats.org/drawingml/2006/main" noChangeAspect="1"/>
+            </wp:cNvGraphicFramePr>
+            <a:graphic xmlns:a="http://schemas.openxmlformats.org/drawingml/2006/main">
+              <a:graphicData uri="http://schemas.openxmlformats.org/drawingml/2006/picture">
+                <pic:pic xmlns:pic="http://schemas.openxmlformats.org/drawingml/2006/picture">
+                  <pic:nvPicPr>
+                    <pic:cNvPr id="0" name="" descr=""/>
+                    <pic:cNvPicPr>
+                      <a:picLocks noChangeAspect="1" noChangeArrowheads="1"/>
+                    </pic:cNvPicPr>
+                  </pic:nvPicPr>
+                  <pic:blipFill>
+                    <a:blip r:embed="rId15" cstate="none"/>
+                    <a:srcRect/>
+                    <a:stretch>
+                      <a:fillRect/>
+                    </a:stretch>
+                  </pic:blipFill>
+                  <pic:spPr bwMode="auto">
+                    <a:xfrm>
+                      <a:off x="0" y="0"/>
+                      <a:ext cx="5143500" cy="2428875"/>
+                    </a:xfrm>
+                    <a:prstGeom prst="rect">
+                      <a:avLst/>
+                    </a:prstGeom>
+                  </pic:spPr>
+                </pic:pic>
+              </a:graphicData>
+            </a:graphic>
+          </wp:inline>
+        </w:drawing>
+      </w:r>
+    </w:p>
+    <w:p>
+      <w:pPr>
+        <w:spacing w:after="160" w:before="60"/>
+        <w:jc w:val="center"/>
+      </w:pPr>
+      <w:r>
+        <w:rPr>
+          <w:rFonts w:ascii="TH SarabunPSK" w:cs="TH SarabunPSK" w:eastAsia="TH SarabunPSK" w:hAnsi="TH SarabunPSK"/>
+          <w:b/>
+          <w:bCs/>
+          <w:sz w:val="32"/>
+          <w:szCs w:val="32"/>
+        </w:rPr>
+        <w:t xml:space="preserve">ภาพที่ ก-8 </w:t>
+      </w:r>
+      <w:r>
+        <w:rPr>
+          <w:rFonts w:ascii="TH SarabunPSK" w:cs="TH SarabunPSK" w:eastAsia="TH SarabunPSK" w:hAnsi="TH SarabunPSK"/>
+          <w:sz w:val="32"/>
+          <w:szCs w:val="32"/>
+        </w:rPr>
+        <w:t xml:space="preserve">หน้า Shortlist (ภาพเดียวกับภาพที่ 5-8)</w:t>
       </w:r>
     </w:p>
     <w:p>
@@ -1695,102 +2152,173 @@
           <w:sz w:val="32"/>
           <w:szCs w:val="32"/>
         </w:rPr>
-        <w:t xml:space="preserve">ก.9 ประเมินตัวเอง</w:t>
-      </w:r>
-    </w:p>
-    <w:p>
-      <w:pPr>
-        <w:pStyle w:val="ListParagraph"/>
-        <w:numPr>
-          <w:ilvl w:val="0"/>
-          <w:numId w:val="9"/>
-        </w:numPr>
-        <w:spacing w:after="0" w:line="240"/>
-        <w:jc w:val="thaiDistribute"/>
-      </w:pPr>
-      <w:r>
-        <w:rPr>
-          <w:rFonts w:ascii="TH SarabunPSK" w:cs="TH SarabunPSK" w:eastAsia="TH SarabunPSK" w:hAnsi="TH SarabunPSK"/>
-          <w:sz w:val="32"/>
-          <w:szCs w:val="32"/>
-        </w:rPr>
-        <w:t xml:space="preserve">มีสองทางเริ่มต้น: อัปโหลดไฟล์เรซูเม่เป็น PDF (ไม่เกิน 4 MB) หรือกด "กรอกเอง" สำหรับคนที่ไม่มีไฟล์ CV</w:t>
-      </w:r>
-    </w:p>
-    <w:p>
-      <w:pPr>
-        <w:pStyle w:val="ListParagraph"/>
-        <w:numPr>
-          <w:ilvl w:val="0"/>
-          <w:numId w:val="9"/>
-        </w:numPr>
-        <w:spacing w:after="0" w:line="240"/>
-        <w:jc w:val="thaiDistribute"/>
-      </w:pPr>
-      <w:r>
-        <w:rPr>
-          <w:rFonts w:ascii="TH SarabunPSK" w:cs="TH SarabunPSK" w:eastAsia="TH SarabunPSK" w:hAnsi="TH SarabunPSK"/>
-          <w:sz w:val="32"/>
-          <w:szCs w:val="32"/>
-        </w:rPr>
-        <w:t xml:space="preserve">ถ้าอัปโหลดไฟล์ ระบบจะอ่านด้วย AI แล้วเติมข้อมูลลงฟอร์มเป็นร่างให้ ขั้นตอนนี้ยังไม่บันทึกอะไรลงระบบ</w:t>
-      </w:r>
-    </w:p>
-    <w:p>
-      <w:pPr>
-        <w:pStyle w:val="ListParagraph"/>
-        <w:numPr>
-          <w:ilvl w:val="0"/>
-          <w:numId w:val="9"/>
-        </w:numPr>
-        <w:spacing w:after="0" w:line="240"/>
-        <w:jc w:val="thaiDistribute"/>
-      </w:pPr>
-      <w:r>
-        <w:rPr>
-          <w:rFonts w:ascii="TH SarabunPSK" w:cs="TH SarabunPSK" w:eastAsia="TH SarabunPSK" w:hAnsi="TH SarabunPSK"/>
-          <w:sz w:val="32"/>
-          <w:szCs w:val="32"/>
-        </w:rPr>
-        <w:t xml:space="preserve">ตรวจและแก้ร่างในฟอร์มให้ถูกต้อง เพิ่มรายการด้วย "+ เพิ่มการศึกษา" หรือ "+ เพิ่มประสบการณ์" โดยเฉพาะรายการการศึกษาที่ AI อาจอ่านไม่ครบ</w:t>
-      </w:r>
-    </w:p>
-    <w:p>
-      <w:pPr>
-        <w:pStyle w:val="ListParagraph"/>
-        <w:numPr>
-          <w:ilvl w:val="0"/>
-          <w:numId w:val="9"/>
-        </w:numPr>
-        <w:spacing w:after="0" w:line="240"/>
-        <w:jc w:val="thaiDistribute"/>
-      </w:pPr>
-      <w:r>
-        <w:rPr>
-          <w:rFonts w:ascii="TH SarabunPSK" w:cs="TH SarabunPSK" w:eastAsia="TH SarabunPSK" w:hAnsi="TH SarabunPSK"/>
-          <w:sz w:val="32"/>
-          <w:szCs w:val="32"/>
-        </w:rPr>
-        <w:t xml:space="preserve">กด "ยืนยันและวิเคราะห์" ระบบจะแสดงจุดแข็ง จุดที่ยังขาด สิ่งที่ควรพัฒนา และงานที่เหมาะกับคุณ แล้วจึงบันทึก</w:t>
-      </w:r>
-    </w:p>
-    <w:p>
-      <w:pPr>
-        <w:pStyle w:val="ListParagraph"/>
-        <w:numPr>
-          <w:ilvl w:val="0"/>
-          <w:numId w:val="9"/>
-        </w:numPr>
-        <w:spacing w:after="0" w:line="240"/>
-        <w:jc w:val="thaiDistribute"/>
-      </w:pPr>
-      <w:r>
-        <w:rPr>
-          <w:rFonts w:ascii="TH SarabunPSK" w:cs="TH SarabunPSK" w:eastAsia="TH SarabunPSK" w:hAnsi="TH SarabunPSK"/>
-          <w:sz w:val="32"/>
-          <w:szCs w:val="32"/>
-        </w:rPr>
-        <w:t xml:space="preserve">ข้อมูลส่วนนี้เก็บแยกจากฐานข้อมูลผู้สมัคร ผู้สรรหาค้นหาไม่เจอ และลบได้เองที่หน้าตั้งค่า</w:t>
+        <w:t xml:space="preserve">ก.8 ตำแหน่งงาน (Job)</w:t>
+      </w:r>
+    </w:p>
+    <w:p>
+      <w:pPr>
+        <w:pStyle w:val="ListParagraph"/>
+        <w:numPr>
+          <w:ilvl w:val="0"/>
+          <w:numId w:val="8"/>
+        </w:numPr>
+        <w:spacing w:after="0" w:line="240"/>
+        <w:jc w:val="thaiDistribute"/>
+      </w:pPr>
+      <w:r>
+        <w:rPr>
+          <w:rFonts w:ascii="TH SarabunPSK" w:cs="TH SarabunPSK" w:eastAsia="TH SarabunPSK" w:hAnsi="TH SarabunPSK"/>
+          <w:sz w:val="32"/>
+          <w:szCs w:val="32"/>
+        </w:rPr>
+        <w:t xml:space="preserve">หน้า Job แสดงงานทั้งหมด ทุกคนเปิดดูได้</w:t>
+      </w:r>
+    </w:p>
+    <w:p>
+      <w:pPr>
+        <w:pStyle w:val="ListParagraph"/>
+        <w:numPr>
+          <w:ilvl w:val="0"/>
+          <w:numId w:val="8"/>
+        </w:numPr>
+        <w:spacing w:after="0" w:line="240"/>
+        <w:jc w:val="thaiDistribute"/>
+      </w:pPr>
+      <w:r>
+        <w:rPr>
+          <w:rFonts w:ascii="TH SarabunPSK" w:cs="TH SarabunPSK" w:eastAsia="TH SarabunPSK" w:hAnsi="TH SarabunPSK"/>
+          <w:sz w:val="32"/>
+          <w:szCs w:val="32"/>
+        </w:rPr>
+        <w:t xml:space="preserve">ผู้จัดการข้อมูลขึ้นไปจะเห็นฟอร์มด้านบน กรอกตำแหน่งงาน รายละเอียดงาน สกิลที่ต้องการ (คั่นด้วยจุลภาค) และประสบการณ์ขั้นต่ำ แล้วกด "เพิ่มงาน"</w:t>
+      </w:r>
+    </w:p>
+    <w:p>
+      <w:pPr>
+        <w:pStyle w:val="ListParagraph"/>
+        <w:numPr>
+          <w:ilvl w:val="0"/>
+          <w:numId w:val="8"/>
+        </w:numPr>
+        <w:spacing w:after="0" w:line="240"/>
+        <w:jc w:val="thaiDistribute"/>
+      </w:pPr>
+      <w:r>
+        <w:rPr>
+          <w:rFonts w:ascii="TH SarabunPSK" w:cs="TH SarabunPSK" w:eastAsia="TH SarabunPSK" w:hAnsi="TH SarabunPSK"/>
+          <w:sz w:val="32"/>
+          <w:szCs w:val="32"/>
+        </w:rPr>
+        <w:t xml:space="preserve">เปิดงานแล้วจะเห็น "ผู้สมัครที่เข้าเกณฑ์" เรียงตามความเหมาะสมให้อัตโนมัติ การจัดอันดับนี้ไม่เรียก AI จึงเร็วและไม่มีค่าใช้จ่าย</w:t>
+      </w:r>
+    </w:p>
+    <w:p>
+      <w:pPr>
+        <w:pStyle w:val="ListParagraph"/>
+        <w:numPr>
+          <w:ilvl w:val="0"/>
+          <w:numId w:val="8"/>
+        </w:numPr>
+        <w:spacing w:after="0" w:line="240"/>
+        <w:jc w:val="thaiDistribute"/>
+      </w:pPr>
+      <w:r>
+        <w:rPr>
+          <w:rFonts w:ascii="TH SarabunPSK" w:cs="TH SarabunPSK" w:eastAsia="TH SarabunPSK" w:hAnsi="TH SarabunPSK"/>
+          <w:sz w:val="32"/>
+          <w:szCs w:val="32"/>
+        </w:rPr>
+        <w:t xml:space="preserve">กด "วิเคราะห์เชิงลึก" ที่ผู้สมัครรายคนเมื่อต้องการคะแนนพร้อมเหตุผล</w:t>
+      </w:r>
+    </w:p>
+    <w:p>
+      <w:pPr>
+        <w:pStyle w:val="ListParagraph"/>
+        <w:numPr>
+          <w:ilvl w:val="0"/>
+          <w:numId w:val="8"/>
+        </w:numPr>
+        <w:spacing w:after="0" w:line="240"/>
+        <w:jc w:val="thaiDistribute"/>
+      </w:pPr>
+      <w:r>
+        <w:rPr>
+          <w:rFonts w:ascii="TH SarabunPSK" w:cs="TH SarabunPSK" w:eastAsia="TH SarabunPSK" w:hAnsi="TH SarabunPSK"/>
+          <w:sz w:val="32"/>
+          <w:szCs w:val="32"/>
+        </w:rPr>
+        <w:t xml:space="preserve">ผู้จัดการข้อมูลขึ้นไปกด "แก้ไข" หรือ "ลบงาน" ได้ การแก้รายละเอียดที่ใช้ประเมินจะล้างผลประเมินเดิมของงานนั้น เพื่อไม่ให้คะแนนจากความต้องการเก่าค้างอยู่</w:t>
+      </w:r>
+    </w:p>
+    <w:p>
+      <w:pPr>
+        <w:keepNext/>
+        <w:spacing w:after="0" w:before="160"/>
+        <w:jc w:val="center"/>
+      </w:pPr>
+      <w:r>
+        <w:drawing>
+          <wp:inline distT="0" distB="0" distL="0" distR="0">
+            <wp:extent cx="5143500" cy="2495550"/>
+            <wp:effectExtent t="0" r="0" b="0" l="0"/>
+            <wp:docPr id="1" name="job.png" descr="หน้ารายละเอียดตำแหน่งงานและผู้สมัครที่เข้าเกณฑ์" title="หน้ารายละเอียดตำแหน่งงานและผู้สมัครที่เข้าเกณฑ์"/>
+            <wp:cNvGraphicFramePr>
+              <a:graphicFrameLocks xmlns:a="http://schemas.openxmlformats.org/drawingml/2006/main" noChangeAspect="1"/>
+            </wp:cNvGraphicFramePr>
+            <a:graphic xmlns:a="http://schemas.openxmlformats.org/drawingml/2006/main">
+              <a:graphicData uri="http://schemas.openxmlformats.org/drawingml/2006/picture">
+                <pic:pic xmlns:pic="http://schemas.openxmlformats.org/drawingml/2006/picture">
+                  <pic:nvPicPr>
+                    <pic:cNvPr id="0" name="" descr=""/>
+                    <pic:cNvPicPr>
+                      <a:picLocks noChangeAspect="1" noChangeArrowheads="1"/>
+                    </pic:cNvPicPr>
+                  </pic:nvPicPr>
+                  <pic:blipFill>
+                    <a:blip r:embed="rId16" cstate="none"/>
+                    <a:srcRect/>
+                    <a:stretch>
+                      <a:fillRect/>
+                    </a:stretch>
+                  </pic:blipFill>
+                  <pic:spPr bwMode="auto">
+                    <a:xfrm>
+                      <a:off x="0" y="0"/>
+                      <a:ext cx="5143500" cy="2495550"/>
+                    </a:xfrm>
+                    <a:prstGeom prst="rect">
+                      <a:avLst/>
+                    </a:prstGeom>
+                  </pic:spPr>
+                </pic:pic>
+              </a:graphicData>
+            </a:graphic>
+          </wp:inline>
+        </w:drawing>
+      </w:r>
+    </w:p>
+    <w:p>
+      <w:pPr>
+        <w:spacing w:after="160" w:before="60"/>
+        <w:jc w:val="center"/>
+      </w:pPr>
+      <w:r>
+        <w:rPr>
+          <w:rFonts w:ascii="TH SarabunPSK" w:cs="TH SarabunPSK" w:eastAsia="TH SarabunPSK" w:hAnsi="TH SarabunPSK"/>
+          <w:b/>
+          <w:bCs/>
+          <w:sz w:val="32"/>
+          <w:szCs w:val="32"/>
+        </w:rPr>
+        <w:t xml:space="preserve">ภาพที่ ก-9 </w:t>
+      </w:r>
+      <w:r>
+        <w:rPr>
+          <w:rFonts w:ascii="TH SarabunPSK" w:cs="TH SarabunPSK" w:eastAsia="TH SarabunPSK" w:hAnsi="TH SarabunPSK"/>
+          <w:sz w:val="32"/>
+          <w:szCs w:val="32"/>
+        </w:rPr>
+        <w:t xml:space="preserve">หน้ารายละเอียดตำแหน่งงานและผู้สมัครที่เข้าเกณฑ์ (ภาพเดียวกับภาพที่ 5-9)</w:t>
       </w:r>
     </w:p>
     <w:p>
@@ -1806,121 +2334,173 @@
           <w:sz w:val="32"/>
           <w:szCs w:val="32"/>
         </w:rPr>
-        <w:t xml:space="preserve">ก.10 ข้อมูลผู้สมัคร (เฉพาะ Data Manager ขึ้นไป)</w:t>
-      </w:r>
-    </w:p>
-    <w:p>
-      <w:pPr>
-        <w:pStyle w:val="ListParagraph"/>
-        <w:numPr>
-          <w:ilvl w:val="0"/>
-          <w:numId w:val="10"/>
-        </w:numPr>
-        <w:spacing w:after="0" w:line="240"/>
-        <w:jc w:val="thaiDistribute"/>
-      </w:pPr>
-      <w:r>
-        <w:rPr>
-          <w:rFonts w:ascii="TH SarabunPSK" w:cs="TH SarabunPSK" w:eastAsia="TH SarabunPSK" w:hAnsi="TH SarabunPSK"/>
-          <w:sz w:val="32"/>
-          <w:szCs w:val="32"/>
-        </w:rPr>
-        <w:t xml:space="preserve">หน้า "ข้อมูล" แสดงผู้สมัครทั้งหมดในตาราง เรียง ค้นหาด้วยชื่อหรือตำแหน่ง และแบ่งหน้าได้</w:t>
-      </w:r>
-    </w:p>
-    <w:p>
-      <w:pPr>
-        <w:pStyle w:val="ListParagraph"/>
-        <w:numPr>
-          <w:ilvl w:val="0"/>
-          <w:numId w:val="10"/>
-        </w:numPr>
-        <w:spacing w:after="0" w:line="240"/>
-        <w:jc w:val="thaiDistribute"/>
-      </w:pPr>
-      <w:r>
-        <w:rPr>
-          <w:rFonts w:ascii="TH SarabunPSK" w:cs="TH SarabunPSK" w:eastAsia="TH SarabunPSK" w:hAnsi="TH SarabunPSK"/>
-          <w:sz w:val="32"/>
-          <w:szCs w:val="32"/>
-        </w:rPr>
-        <w:t xml:space="preserve">คอลัมน์ "ปัญหา" บอกข้อมูลที่ขาด เช่น ตำแหน่งย่อ สรุปโปรไฟล์ ปีประสบการณ์ หรือเวกเตอร์ค้นหา รวมถึงชื่อซ้ำ กด "แสดงเฉพาะที่มีปัญหา" เพื่อกรองเฉพาะแถวเหล่านั้น</w:t>
-      </w:r>
-    </w:p>
-    <w:p>
-      <w:pPr>
-        <w:pStyle w:val="ListParagraph"/>
-        <w:numPr>
-          <w:ilvl w:val="0"/>
-          <w:numId w:val="10"/>
-        </w:numPr>
-        <w:spacing w:after="0" w:line="240"/>
-        <w:jc w:val="thaiDistribute"/>
-      </w:pPr>
-      <w:r>
-        <w:rPr>
-          <w:rFonts w:ascii="TH SarabunPSK" w:cs="TH SarabunPSK" w:eastAsia="TH SarabunPSK" w:hAnsi="TH SarabunPSK"/>
-          <w:sz w:val="32"/>
-          <w:szCs w:val="32"/>
-        </w:rPr>
-        <w:t xml:space="preserve">ผู้สมัครที่ไม่มีเวกเตอร์ค้นหาจะไม่ปรากฏในหน้าค้นหา ให้นำเข้าข้อมูลคนนั้นใหม่</w:t>
-      </w:r>
-    </w:p>
-    <w:p>
-      <w:pPr>
-        <w:pStyle w:val="ListParagraph"/>
-        <w:numPr>
-          <w:ilvl w:val="0"/>
-          <w:numId w:val="10"/>
-        </w:numPr>
-        <w:spacing w:after="0" w:line="240"/>
-        <w:jc w:val="thaiDistribute"/>
-      </w:pPr>
-      <w:r>
-        <w:rPr>
-          <w:rFonts w:ascii="TH SarabunPSK" w:cs="TH SarabunPSK" w:eastAsia="TH SarabunPSK" w:hAnsi="TH SarabunPSK"/>
-          <w:sz w:val="32"/>
-          <w:szCs w:val="32"/>
-        </w:rPr>
-        <w:t xml:space="preserve">กด "ลบ" ที่แถวเพื่อลบทีละคน หรือติ๊กเลือกหลายแถว (หรือ "เลือกทั้งหมดในหน้านี้") แล้วกด "ลบที่เลือก" เพื่อลบเป็นกลุ่ม</w:t>
-      </w:r>
-    </w:p>
-    <w:p>
-      <w:pPr>
-        <w:pStyle w:val="ListParagraph"/>
-        <w:numPr>
-          <w:ilvl w:val="0"/>
-          <w:numId w:val="10"/>
-        </w:numPr>
-        <w:spacing w:after="0" w:line="240"/>
-        <w:jc w:val="thaiDistribute"/>
-      </w:pPr>
-      <w:r>
-        <w:rPr>
-          <w:rFonts w:ascii="TH SarabunPSK" w:cs="TH SarabunPSK" w:eastAsia="TH SarabunPSK" w:hAnsi="TH SarabunPSK"/>
-          <w:sz w:val="32"/>
-          <w:szCs w:val="32"/>
-        </w:rPr>
-        <w:t xml:space="preserve">ติ๊ก "ห้ามนำเข้าอีก" ในกล่องยืนยันเมื่อเจ้าของข้อมูลขอให้ลบ ระบบจะบันทึกไว้ในรายชื่อระงับ คนนั้นจะไม่ถูกนำเข้าซ้ำจากทุกช่องทาง</w:t>
-      </w:r>
-    </w:p>
-    <w:p>
-      <w:pPr>
-        <w:pStyle w:val="ListParagraph"/>
-        <w:numPr>
-          <w:ilvl w:val="0"/>
-          <w:numId w:val="10"/>
-        </w:numPr>
-        <w:spacing w:after="0" w:line="240"/>
-        <w:jc w:val="thaiDistribute"/>
-      </w:pPr>
-      <w:r>
-        <w:rPr>
-          <w:rFonts w:ascii="TH SarabunPSK" w:cs="TH SarabunPSK" w:eastAsia="TH SarabunPSK" w:hAnsi="TH SarabunPSK"/>
-          <w:sz w:val="32"/>
-          <w:szCs w:val="32"/>
-        </w:rPr>
-        <w:t xml:space="preserve">ส่วน "บันทึกกิจกรรม" ท้ายหน้าแสดงการเปลี่ยนแปลงข้อมูลของทุกคนในระบบ</w:t>
+        <w:t xml:space="preserve">ก.9 ประเมินตัวเอง</w:t>
+      </w:r>
+    </w:p>
+    <w:p>
+      <w:pPr>
+        <w:pStyle w:val="ListParagraph"/>
+        <w:numPr>
+          <w:ilvl w:val="0"/>
+          <w:numId w:val="9"/>
+        </w:numPr>
+        <w:spacing w:after="0" w:line="240"/>
+        <w:jc w:val="thaiDistribute"/>
+      </w:pPr>
+      <w:r>
+        <w:rPr>
+          <w:rFonts w:ascii="TH SarabunPSK" w:cs="TH SarabunPSK" w:eastAsia="TH SarabunPSK" w:hAnsi="TH SarabunPSK"/>
+          <w:sz w:val="32"/>
+          <w:szCs w:val="32"/>
+        </w:rPr>
+        <w:t xml:space="preserve">มีสองทางเริ่มต้น: อัปโหลดไฟล์เรซูเม่เป็น PDF (ไม่เกิน 4 MB) หรือกด "กรอกเอง" สำหรับคนที่ไม่มีไฟล์ CV</w:t>
+      </w:r>
+    </w:p>
+    <w:p>
+      <w:pPr>
+        <w:pStyle w:val="ListParagraph"/>
+        <w:numPr>
+          <w:ilvl w:val="0"/>
+          <w:numId w:val="9"/>
+        </w:numPr>
+        <w:spacing w:after="0" w:line="240"/>
+        <w:jc w:val="thaiDistribute"/>
+      </w:pPr>
+      <w:r>
+        <w:rPr>
+          <w:rFonts w:ascii="TH SarabunPSK" w:cs="TH SarabunPSK" w:eastAsia="TH SarabunPSK" w:hAnsi="TH SarabunPSK"/>
+          <w:sz w:val="32"/>
+          <w:szCs w:val="32"/>
+        </w:rPr>
+        <w:t xml:space="preserve">ถ้าอัปโหลดไฟล์ ระบบจะอ่านด้วย AI แล้วเติมข้อมูลลงฟอร์มเป็นร่างให้ ขั้นตอนนี้ยังไม่บันทึกอะไรลงระบบ</w:t>
+      </w:r>
+    </w:p>
+    <w:p>
+      <w:pPr>
+        <w:pStyle w:val="ListParagraph"/>
+        <w:numPr>
+          <w:ilvl w:val="0"/>
+          <w:numId w:val="9"/>
+        </w:numPr>
+        <w:spacing w:after="0" w:line="240"/>
+        <w:jc w:val="thaiDistribute"/>
+      </w:pPr>
+      <w:r>
+        <w:rPr>
+          <w:rFonts w:ascii="TH SarabunPSK" w:cs="TH SarabunPSK" w:eastAsia="TH SarabunPSK" w:hAnsi="TH SarabunPSK"/>
+          <w:sz w:val="32"/>
+          <w:szCs w:val="32"/>
+        </w:rPr>
+        <w:t xml:space="preserve">ตรวจและแก้ร่างในฟอร์มให้ถูกต้อง เพิ่มรายการด้วย "+ เพิ่มการศึกษา" หรือ "+ เพิ่มประสบการณ์" โดยเฉพาะรายการการศึกษาที่ AI อาจอ่านไม่ครบ</w:t>
+      </w:r>
+    </w:p>
+    <w:p>
+      <w:pPr>
+        <w:pStyle w:val="ListParagraph"/>
+        <w:numPr>
+          <w:ilvl w:val="0"/>
+          <w:numId w:val="9"/>
+        </w:numPr>
+        <w:spacing w:after="0" w:line="240"/>
+        <w:jc w:val="thaiDistribute"/>
+      </w:pPr>
+      <w:r>
+        <w:rPr>
+          <w:rFonts w:ascii="TH SarabunPSK" w:cs="TH SarabunPSK" w:eastAsia="TH SarabunPSK" w:hAnsi="TH SarabunPSK"/>
+          <w:sz w:val="32"/>
+          <w:szCs w:val="32"/>
+        </w:rPr>
+        <w:t xml:space="preserve">กด "ยืนยันและวิเคราะห์" ระบบจะแสดงจุดแข็ง จุดที่ยังขาด สิ่งที่ควรพัฒนา และงานที่เหมาะกับคุณ แล้วจึงบันทึก</w:t>
+      </w:r>
+    </w:p>
+    <w:p>
+      <w:pPr>
+        <w:pStyle w:val="ListParagraph"/>
+        <w:numPr>
+          <w:ilvl w:val="0"/>
+          <w:numId w:val="9"/>
+        </w:numPr>
+        <w:spacing w:after="0" w:line="240"/>
+        <w:jc w:val="thaiDistribute"/>
+      </w:pPr>
+      <w:r>
+        <w:rPr>
+          <w:rFonts w:ascii="TH SarabunPSK" w:cs="TH SarabunPSK" w:eastAsia="TH SarabunPSK" w:hAnsi="TH SarabunPSK"/>
+          <w:sz w:val="32"/>
+          <w:szCs w:val="32"/>
+        </w:rPr>
+        <w:t xml:space="preserve">ข้อมูลส่วนนี้เก็บแยกจากฐานข้อมูลผู้สมัคร ผู้สรรหาค้นหาไม่เจอ และลบได้เองที่หน้าตั้งค่า</w:t>
+      </w:r>
+    </w:p>
+    <w:p>
+      <w:pPr>
+        <w:keepNext/>
+        <w:spacing w:after="0" w:before="160"/>
+        <w:jc w:val="center"/>
+      </w:pPr>
+      <w:r>
+        <w:drawing>
+          <wp:inline distT="0" distB="0" distL="0" distR="0">
+            <wp:extent cx="4752975" cy="3619500"/>
+            <wp:effectExtent t="0" r="0" b="0" l="0"/>
+            <wp:docPr id="1" name="self.png" descr="หน้าประเมินตัวเองหลังกดยืนยันและวิเคราะห์" title="หน้าประเมินตัวเองหลังกดยืนยันและวิเคราะห์"/>
+            <wp:cNvGraphicFramePr>
+              <a:graphicFrameLocks xmlns:a="http://schemas.openxmlformats.org/drawingml/2006/main" noChangeAspect="1"/>
+            </wp:cNvGraphicFramePr>
+            <a:graphic xmlns:a="http://schemas.openxmlformats.org/drawingml/2006/main">
+              <a:graphicData uri="http://schemas.openxmlformats.org/drawingml/2006/picture">
+                <pic:pic xmlns:pic="http://schemas.openxmlformats.org/drawingml/2006/picture">
+                  <pic:nvPicPr>
+                    <pic:cNvPr id="0" name="" descr=""/>
+                    <pic:cNvPicPr>
+                      <a:picLocks noChangeAspect="1" noChangeArrowheads="1"/>
+                    </pic:cNvPicPr>
+                  </pic:nvPicPr>
+                  <pic:blipFill>
+                    <a:blip r:embed="rId17" cstate="none"/>
+                    <a:srcRect/>
+                    <a:stretch>
+                      <a:fillRect/>
+                    </a:stretch>
+                  </pic:blipFill>
+                  <pic:spPr bwMode="auto">
+                    <a:xfrm>
+                      <a:off x="0" y="0"/>
+                      <a:ext cx="4752975" cy="3619500"/>
+                    </a:xfrm>
+                    <a:prstGeom prst="rect">
+                      <a:avLst/>
+                    </a:prstGeom>
+                  </pic:spPr>
+                </pic:pic>
+              </a:graphicData>
+            </a:graphic>
+          </wp:inline>
+        </w:drawing>
+      </w:r>
+    </w:p>
+    <w:p>
+      <w:pPr>
+        <w:spacing w:after="160" w:before="60"/>
+        <w:jc w:val="center"/>
+      </w:pPr>
+      <w:r>
+        <w:rPr>
+          <w:rFonts w:ascii="TH SarabunPSK" w:cs="TH SarabunPSK" w:eastAsia="TH SarabunPSK" w:hAnsi="TH SarabunPSK"/>
+          <w:b/>
+          <w:bCs/>
+          <w:sz w:val="32"/>
+          <w:szCs w:val="32"/>
+        </w:rPr>
+        <w:t xml:space="preserve">ภาพที่ ก-10 </w:t>
+      </w:r>
+      <w:r>
+        <w:rPr>
+          <w:rFonts w:ascii="TH SarabunPSK" w:cs="TH SarabunPSK" w:eastAsia="TH SarabunPSK" w:hAnsi="TH SarabunPSK"/>
+          <w:sz w:val="32"/>
+          <w:szCs w:val="32"/>
+        </w:rPr>
+        <w:t xml:space="preserve">หน้าประเมินตัวเองหลังกดยืนยันและวิเคราะห์ (ภาพเดียวกับภาพที่ 5-10)</w:t>
       </w:r>
     </w:p>
     <w:p>
@@ -1936,178 +2516,192 @@
           <w:sz w:val="32"/>
           <w:szCs w:val="32"/>
         </w:rPr>
-        <w:t xml:space="preserve">ก.11 นำเข้าข้อมูล (Import)</w:t>
-      </w:r>
-    </w:p>
-    <w:p>
-      <w:pPr>
-        <w:pStyle w:val="ListParagraph"/>
-        <w:numPr>
-          <w:ilvl w:val="0"/>
-          <w:numId w:val="11"/>
-        </w:numPr>
-        <w:spacing w:after="0" w:line="240"/>
-        <w:jc w:val="thaiDistribute"/>
-      </w:pPr>
-      <w:r>
-        <w:rPr>
-          <w:rFonts w:ascii="TH SarabunPSK" w:cs="TH SarabunPSK" w:eastAsia="TH SarabunPSK" w:hAnsi="TH SarabunPSK"/>
-          <w:sz w:val="32"/>
-          <w:szCs w:val="32"/>
-        </w:rPr>
-        <w:t xml:space="preserve">หน้า Import แบ่งเป็นแท็บตามสิ่งที่คุณมีอยู่: "อัปโหลดเอง" "ค้นหาเพิ่มเติม" และ "ดึงอัตโนมัติ"</w:t>
-      </w:r>
-    </w:p>
-    <w:p>
-      <w:pPr>
-        <w:pStyle w:val="ListParagraph"/>
-        <w:numPr>
-          <w:ilvl w:val="0"/>
-          <w:numId w:val="11"/>
-        </w:numPr>
-        <w:spacing w:after="0" w:line="240"/>
-        <w:jc w:val="thaiDistribute"/>
-      </w:pPr>
-      <w:r>
-        <w:rPr>
-          <w:rFonts w:ascii="TH SarabunPSK" w:cs="TH SarabunPSK" w:eastAsia="TH SarabunPSK" w:hAnsi="TH SarabunPSK"/>
-          <w:sz w:val="32"/>
-          <w:szCs w:val="32"/>
-        </w:rPr>
-        <w:t xml:space="preserve">"อัปโหลดเอง" ใช้เมื่อมีไฟล์ CSV อยู่แล้ว รองรับไฟล์จาก PhantomBuster ทั้งสองแบบและเทมเพลตของระบบ เลือกไฟล์แล้วกด "นำเข้า"</w:t>
-      </w:r>
-    </w:p>
-    <w:p>
-      <w:pPr>
-        <w:pStyle w:val="ListParagraph"/>
-        <w:numPr>
-          <w:ilvl w:val="0"/>
-          <w:numId w:val="11"/>
-        </w:numPr>
-        <w:spacing w:after="0" w:line="240"/>
-        <w:jc w:val="thaiDistribute"/>
-      </w:pPr>
-      <w:r>
-        <w:rPr>
-          <w:rFonts w:ascii="TH SarabunPSK" w:cs="TH SarabunPSK" w:eastAsia="TH SarabunPSK" w:hAnsi="TH SarabunPSK"/>
-          <w:sz w:val="32"/>
-          <w:szCs w:val="32"/>
-        </w:rPr>
-        <w:t xml:space="preserve">ไม่แน่ใจว่าคอลัมน์ต้องชื่ออะไร ให้กด "ดาวน์โหลดเทมเพลต CSV" แล้วดูหัวตารางกับแถวตัวอย่าง</w:t>
-      </w:r>
-    </w:p>
-    <w:p>
-      <w:pPr>
-        <w:pStyle w:val="ListParagraph"/>
-        <w:numPr>
-          <w:ilvl w:val="0"/>
-          <w:numId w:val="11"/>
-        </w:numPr>
-        <w:spacing w:after="0" w:line="240"/>
-        <w:jc w:val="thaiDistribute"/>
-      </w:pPr>
-      <w:r>
-        <w:rPr>
-          <w:rFonts w:ascii="TH SarabunPSK" w:cs="TH SarabunPSK" w:eastAsia="TH SarabunPSK" w:hAnsi="TH SarabunPSK"/>
-          <w:sz w:val="32"/>
-          <w:szCs w:val="32"/>
-        </w:rPr>
-        <w:t xml:space="preserve">ประวัติการทำงานหรือการศึกษาเกินสามรายการ ให้เพิ่มคอลัมน์โดยต่อเลข เช่น jobTitle4 company4 school4 ได้ถึงรายการที่ 20</w:t>
-      </w:r>
-    </w:p>
-    <w:p>
-      <w:pPr>
-        <w:pStyle w:val="ListParagraph"/>
-        <w:numPr>
-          <w:ilvl w:val="0"/>
-          <w:numId w:val="11"/>
-        </w:numPr>
-        <w:spacing w:after="0" w:line="240"/>
-        <w:jc w:val="thaiDistribute"/>
-      </w:pPr>
-      <w:r>
-        <w:rPr>
-          <w:rFonts w:ascii="TH SarabunPSK" w:cs="TH SarabunPSK" w:eastAsia="TH SarabunPSK" w:hAnsi="TH SarabunPSK"/>
-          <w:sz w:val="32"/>
-          <w:szCs w:val="32"/>
-        </w:rPr>
-        <w:t xml:space="preserve">เมื่อนำเข้าเสร็จ ระบบรายงานจำนวนที่เพิ่มใหม่ อัปเดต ข้าม (ถูกระงับ) และผิดพลาด ผู้สมัครที่มีอยู่แล้วจะถูกปรับปรุงแทนการเพิ่มซ้ำ</w:t>
-      </w:r>
-    </w:p>
-    <w:p>
-      <w:pPr>
-        <w:pStyle w:val="ListParagraph"/>
-        <w:numPr>
-          <w:ilvl w:val="0"/>
-          <w:numId w:val="11"/>
-        </w:numPr>
-        <w:spacing w:after="0" w:line="240"/>
-        <w:jc w:val="thaiDistribute"/>
-      </w:pPr>
-      <w:r>
-        <w:rPr>
-          <w:rFonts w:ascii="TH SarabunPSK" w:cs="TH SarabunPSK" w:eastAsia="TH SarabunPSK" w:hAnsi="TH SarabunPSK"/>
-          <w:sz w:val="32"/>
-          <w:szCs w:val="32"/>
-        </w:rPr>
-        <w:t xml:space="preserve">"ค้นหาเพิ่มเติม" สร้างคำค้นสำหรับ Google จากตำแหน่งงาน สถาบัน ทักษะ และที่ตั้ง กด "เปิดใน Google" อ่านโปรไฟล์เอง แล้วกรอกลงเทมเพลตก่อนนำเข้าในหน้าเดียวกัน</w:t>
-      </w:r>
-    </w:p>
-    <w:p>
-      <w:pPr>
-        <w:pStyle w:val="ListParagraph"/>
-        <w:numPr>
-          <w:ilvl w:val="0"/>
-          <w:numId w:val="11"/>
-        </w:numPr>
-        <w:spacing w:after="0" w:line="240"/>
-        <w:jc w:val="thaiDistribute"/>
-      </w:pPr>
-      <w:r>
-        <w:rPr>
-          <w:rFonts w:ascii="TH SarabunPSK" w:cs="TH SarabunPSK" w:eastAsia="TH SarabunPSK" w:hAnsi="TH SarabunPSK"/>
-          <w:sz w:val="32"/>
-          <w:szCs w:val="32"/>
-        </w:rPr>
-        <w:t xml:space="preserve">ข้อมูลที่หามาจากแหล่งสาธารณะยังเป็นข้อมูลส่วนบุคคล ใช้เพื่อการสรรหาบุคลากรเท่านั้น</w:t>
-      </w:r>
-    </w:p>
-    <w:p>
-      <w:pPr>
-        <w:pStyle w:val="ListParagraph"/>
-        <w:numPr>
-          <w:ilvl w:val="0"/>
-          <w:numId w:val="11"/>
-        </w:numPr>
-        <w:spacing w:after="0" w:line="240"/>
-        <w:jc w:val="thaiDistribute"/>
-      </w:pPr>
-      <w:r>
-        <w:rPr>
-          <w:rFonts w:ascii="TH SarabunPSK" w:cs="TH SarabunPSK" w:eastAsia="TH SarabunPSK" w:hAnsi="TH SarabunPSK"/>
-          <w:sz w:val="32"/>
-          <w:szCs w:val="32"/>
-        </w:rPr>
-        <w:t xml:space="preserve">"ดึงอัตโนมัติ" แสดงสถานะการดึงข้อมูลตามตารางเวลา ซึ่งยังไม่ได้เปิดใช้ในเวอร์ชันนี้</w:t>
-      </w:r>
-    </w:p>
-    <w:p>
-      <w:pPr>
-        <w:pStyle w:val="ListParagraph"/>
-        <w:numPr>
-          <w:ilvl w:val="0"/>
-          <w:numId w:val="11"/>
-        </w:numPr>
-        <w:spacing w:after="0" w:line="240"/>
-        <w:jc w:val="thaiDistribute"/>
-      </w:pPr>
-      <w:r>
-        <w:rPr>
-          <w:rFonts w:ascii="TH SarabunPSK" w:cs="TH SarabunPSK" w:eastAsia="TH SarabunPSK" w:hAnsi="TH SarabunPSK"/>
-          <w:sz w:val="32"/>
-          <w:szCs w:val="32"/>
-        </w:rPr>
-        <w:t xml:space="preserve">ลิงก์ "คิวรอตรวจ" ใช้อนุมัติรายการที่ข้อมูลไม่ครบ ส่วน "รายชื่อระงับ" แสดงผู้ที่ขอไม่ให้นำเข้าอีก</w:t>
+        <w:t xml:space="preserve">ก.10 ข้อมูลผู้สมัคร (เฉพาะ Data Manager ขึ้นไป)</w:t>
+      </w:r>
+    </w:p>
+    <w:p>
+      <w:pPr>
+        <w:pStyle w:val="ListParagraph"/>
+        <w:numPr>
+          <w:ilvl w:val="0"/>
+          <w:numId w:val="10"/>
+        </w:numPr>
+        <w:spacing w:after="0" w:line="240"/>
+        <w:jc w:val="thaiDistribute"/>
+      </w:pPr>
+      <w:r>
+        <w:rPr>
+          <w:rFonts w:ascii="TH SarabunPSK" w:cs="TH SarabunPSK" w:eastAsia="TH SarabunPSK" w:hAnsi="TH SarabunPSK"/>
+          <w:sz w:val="32"/>
+          <w:szCs w:val="32"/>
+        </w:rPr>
+        <w:t xml:space="preserve">หน้า "ข้อมูล" แสดงผู้สมัครทั้งหมดในตาราง เรียง ค้นหาด้วยชื่อหรือตำแหน่ง และแบ่งหน้าได้</w:t>
+      </w:r>
+    </w:p>
+    <w:p>
+      <w:pPr>
+        <w:pStyle w:val="ListParagraph"/>
+        <w:numPr>
+          <w:ilvl w:val="0"/>
+          <w:numId w:val="10"/>
+        </w:numPr>
+        <w:spacing w:after="0" w:line="240"/>
+        <w:jc w:val="thaiDistribute"/>
+      </w:pPr>
+      <w:r>
+        <w:rPr>
+          <w:rFonts w:ascii="TH SarabunPSK" w:cs="TH SarabunPSK" w:eastAsia="TH SarabunPSK" w:hAnsi="TH SarabunPSK"/>
+          <w:sz w:val="32"/>
+          <w:szCs w:val="32"/>
+        </w:rPr>
+        <w:t xml:space="preserve">คอลัมน์ "ปัญหา" บอกข้อมูลที่ขาด เช่น ตำแหน่งย่อ สรุปโปรไฟล์ ปีประสบการณ์ หรือเวกเตอร์ค้นหา รวมถึงชื่อซ้ำ กด "แสดงเฉพาะที่มีปัญหา" เพื่อกรองเฉพาะแถวเหล่านั้น</w:t>
+      </w:r>
+    </w:p>
+    <w:p>
+      <w:pPr>
+        <w:pStyle w:val="ListParagraph"/>
+        <w:numPr>
+          <w:ilvl w:val="0"/>
+          <w:numId w:val="10"/>
+        </w:numPr>
+        <w:spacing w:after="0" w:line="240"/>
+        <w:jc w:val="thaiDistribute"/>
+      </w:pPr>
+      <w:r>
+        <w:rPr>
+          <w:rFonts w:ascii="TH SarabunPSK" w:cs="TH SarabunPSK" w:eastAsia="TH SarabunPSK" w:hAnsi="TH SarabunPSK"/>
+          <w:sz w:val="32"/>
+          <w:szCs w:val="32"/>
+        </w:rPr>
+        <w:t xml:space="preserve">ผู้สมัครที่ไม่มีเวกเตอร์ค้นหาจะไม่ปรากฏในหน้าค้นหา ให้นำเข้าข้อมูลคนนั้นใหม่</w:t>
+      </w:r>
+    </w:p>
+    <w:p>
+      <w:pPr>
+        <w:pStyle w:val="ListParagraph"/>
+        <w:numPr>
+          <w:ilvl w:val="0"/>
+          <w:numId w:val="10"/>
+        </w:numPr>
+        <w:spacing w:after="0" w:line="240"/>
+        <w:jc w:val="thaiDistribute"/>
+      </w:pPr>
+      <w:r>
+        <w:rPr>
+          <w:rFonts w:ascii="TH SarabunPSK" w:cs="TH SarabunPSK" w:eastAsia="TH SarabunPSK" w:hAnsi="TH SarabunPSK"/>
+          <w:sz w:val="32"/>
+          <w:szCs w:val="32"/>
+        </w:rPr>
+        <w:t xml:space="preserve">กด "ลบ" ที่แถวเพื่อลบทีละคน หรือติ๊กเลือกหลายแถว (หรือ "เลือกทั้งหมดในหน้านี้") แล้วกด "ลบที่เลือก" เพื่อลบเป็นกลุ่ม</w:t>
+      </w:r>
+    </w:p>
+    <w:p>
+      <w:pPr>
+        <w:pStyle w:val="ListParagraph"/>
+        <w:numPr>
+          <w:ilvl w:val="0"/>
+          <w:numId w:val="10"/>
+        </w:numPr>
+        <w:spacing w:after="0" w:line="240"/>
+        <w:jc w:val="thaiDistribute"/>
+      </w:pPr>
+      <w:r>
+        <w:rPr>
+          <w:rFonts w:ascii="TH SarabunPSK" w:cs="TH SarabunPSK" w:eastAsia="TH SarabunPSK" w:hAnsi="TH SarabunPSK"/>
+          <w:sz w:val="32"/>
+          <w:szCs w:val="32"/>
+        </w:rPr>
+        <w:t xml:space="preserve">ติ๊ก "ห้ามนำเข้าอีก" ในกล่องยืนยันเมื่อเจ้าของข้อมูลขอให้ลบ ระบบจะบันทึกไว้ในรายชื่อระงับ คนนั้นจะไม่ถูกนำเข้าซ้ำจากทุกช่องทาง</w:t>
+      </w:r>
+    </w:p>
+    <w:p>
+      <w:pPr>
+        <w:pStyle w:val="ListParagraph"/>
+        <w:numPr>
+          <w:ilvl w:val="0"/>
+          <w:numId w:val="10"/>
+        </w:numPr>
+        <w:spacing w:after="0" w:line="240"/>
+        <w:jc w:val="thaiDistribute"/>
+      </w:pPr>
+      <w:r>
+        <w:rPr>
+          <w:rFonts w:ascii="TH SarabunPSK" w:cs="TH SarabunPSK" w:eastAsia="TH SarabunPSK" w:hAnsi="TH SarabunPSK"/>
+          <w:sz w:val="32"/>
+          <w:szCs w:val="32"/>
+        </w:rPr>
+        <w:t xml:space="preserve">ส่วน "บันทึกกิจกรรม" ท้ายหน้าแสดงการเปลี่ยนแปลงข้อมูลของทุกคนในระบบ</w:t>
+      </w:r>
+    </w:p>
+    <w:p>
+      <w:pPr>
+        <w:keepNext/>
+        <w:spacing w:after="0" w:before="160"/>
+        <w:jc w:val="center"/>
+      </w:pPr>
+      <w:r>
+        <w:drawing>
+          <wp:inline distT="0" distB="0" distL="0" distR="0">
+            <wp:extent cx="5143500" cy="1571625"/>
+            <wp:effectExtent t="0" r="0" b="0" l="0"/>
+            <wp:docPr id="1" name="candidates.png" descr="หน้าข้อมูลผู้สมัคร" title="หน้าข้อมูลผู้สมัคร"/>
+            <wp:cNvGraphicFramePr>
+              <a:graphicFrameLocks xmlns:a="http://schemas.openxmlformats.org/drawingml/2006/main" noChangeAspect="1"/>
+            </wp:cNvGraphicFramePr>
+            <a:graphic xmlns:a="http://schemas.openxmlformats.org/drawingml/2006/main">
+              <a:graphicData uri="http://schemas.openxmlformats.org/drawingml/2006/picture">
+                <pic:pic xmlns:pic="http://schemas.openxmlformats.org/drawingml/2006/picture">
+                  <pic:nvPicPr>
+                    <pic:cNvPr id="0" name="" descr=""/>
+                    <pic:cNvPicPr>
+                      <a:picLocks noChangeAspect="1" noChangeArrowheads="1"/>
+                    </pic:cNvPicPr>
+                  </pic:nvPicPr>
+                  <pic:blipFill>
+                    <a:blip r:embed="rId18" cstate="none"/>
+                    <a:srcRect/>
+                    <a:stretch>
+                      <a:fillRect/>
+                    </a:stretch>
+                  </pic:blipFill>
+                  <pic:spPr bwMode="auto">
+                    <a:xfrm>
+                      <a:off x="0" y="0"/>
+                      <a:ext cx="5143500" cy="1571625"/>
+                    </a:xfrm>
+                    <a:prstGeom prst="rect">
+                      <a:avLst/>
+                    </a:prstGeom>
+                  </pic:spPr>
+                </pic:pic>
+              </a:graphicData>
+            </a:graphic>
+          </wp:inline>
+        </w:drawing>
+      </w:r>
+    </w:p>
+    <w:p>
+      <w:pPr>
+        <w:spacing w:after="160" w:before="60"/>
+        <w:jc w:val="center"/>
+      </w:pPr>
+      <w:r>
+        <w:rPr>
+          <w:rFonts w:ascii="TH SarabunPSK" w:cs="TH SarabunPSK" w:eastAsia="TH SarabunPSK" w:hAnsi="TH SarabunPSK"/>
+          <w:b/>
+          <w:bCs/>
+          <w:sz w:val="32"/>
+          <w:szCs w:val="32"/>
+        </w:rPr>
+        <w:t xml:space="preserve">ภาพที่ ก-11 </w:t>
+      </w:r>
+      <w:r>
+        <w:rPr>
+          <w:rFonts w:ascii="TH SarabunPSK" w:cs="TH SarabunPSK" w:eastAsia="TH SarabunPSK" w:hAnsi="TH SarabunPSK"/>
+          <w:sz w:val="32"/>
+          <w:szCs w:val="32"/>
+        </w:rPr>
+        <w:t xml:space="preserve">หน้าข้อมูลผู้สมัคร (ภาพเดียวกับภาพที่ 5-6)</w:t>
       </w:r>
     </w:p>
     <w:p>
@@ -2123,121 +2717,320 @@
           <w:sz w:val="32"/>
           <w:szCs w:val="32"/>
         </w:rPr>
-        <w:t xml:space="preserve">ก.12 จัดการผู้ใช้ (เฉพาะ Admin)</w:t>
-      </w:r>
-    </w:p>
-    <w:p>
-      <w:pPr>
-        <w:pStyle w:val="ListParagraph"/>
-        <w:numPr>
-          <w:ilvl w:val="0"/>
-          <w:numId w:val="12"/>
-        </w:numPr>
-        <w:spacing w:after="0" w:line="240"/>
-        <w:jc w:val="thaiDistribute"/>
-      </w:pPr>
-      <w:r>
-        <w:rPr>
-          <w:rFonts w:ascii="TH SarabunPSK" w:cs="TH SarabunPSK" w:eastAsia="TH SarabunPSK" w:hAnsi="TH SarabunPSK"/>
-          <w:sz w:val="32"/>
-          <w:szCs w:val="32"/>
-        </w:rPr>
-        <w:t xml:space="preserve">หน้า Admin ส่วนบนเป็นคิวบัญชีที่รออนุมัติ แต่ละบัญชีแสดงวันที่สมัครและสถานะการยืนยันอีเมล</w:t>
-      </w:r>
-    </w:p>
-    <w:p>
-      <w:pPr>
-        <w:pStyle w:val="ListParagraph"/>
-        <w:numPr>
-          <w:ilvl w:val="0"/>
-          <w:numId w:val="12"/>
-        </w:numPr>
-        <w:spacing w:after="0" w:line="240"/>
-        <w:jc w:val="thaiDistribute"/>
-      </w:pPr>
-      <w:r>
-        <w:rPr>
-          <w:rFonts w:ascii="TH SarabunPSK" w:cs="TH SarabunPSK" w:eastAsia="TH SarabunPSK" w:hAnsi="TH SarabunPSK"/>
-          <w:sz w:val="32"/>
-          <w:szCs w:val="32"/>
-        </w:rPr>
-        <w:t xml:space="preserve">กด "อนุมัติ" หรือ "ปฏิเสธ" บัญชีที่ยังไม่ยืนยันอีเมลเข้าสู่ระบบไม่ได้แม้ได้รับอนุมัติแล้ว จนกว่าเจ้าของบัญชีจะยืนยันอีเมล</w:t>
-      </w:r>
-    </w:p>
-    <w:p>
-      <w:pPr>
-        <w:pStyle w:val="ListParagraph"/>
-        <w:numPr>
-          <w:ilvl w:val="0"/>
-          <w:numId w:val="12"/>
-        </w:numPr>
-        <w:spacing w:after="0" w:line="240"/>
-        <w:jc w:val="thaiDistribute"/>
-      </w:pPr>
-      <w:r>
-        <w:rPr>
-          <w:rFonts w:ascii="TH SarabunPSK" w:cs="TH SarabunPSK" w:eastAsia="TH SarabunPSK" w:hAnsi="TH SarabunPSK"/>
-          <w:sz w:val="32"/>
-          <w:szCs w:val="32"/>
-        </w:rPr>
-        <w:t xml:space="preserve">ตารางผู้ใช้ทั้งหมดแสดงชื่อที่แสดงพร้อมอีเมลจริงกำกับ ใช้อีเมลเป็นหลักเมื่อระบุตัวผู้ใช้</w:t>
-      </w:r>
-    </w:p>
-    <w:p>
-      <w:pPr>
-        <w:pStyle w:val="ListParagraph"/>
-        <w:numPr>
-          <w:ilvl w:val="0"/>
-          <w:numId w:val="12"/>
-        </w:numPr>
-        <w:spacing w:after="0" w:line="240"/>
-        <w:jc w:val="thaiDistribute"/>
-      </w:pPr>
-      <w:r>
-        <w:rPr>
-          <w:rFonts w:ascii="TH SarabunPSK" w:cs="TH SarabunPSK" w:eastAsia="TH SarabunPSK" w:hAnsi="TH SarabunPSK"/>
-          <w:sz w:val="32"/>
-          <w:szCs w:val="32"/>
-        </w:rPr>
-        <w:t xml:space="preserve">สวิตช์สถานะสีเขียวคือใช้งานได้ สีแดงคือถูกปฏิเสธ กดสวิตช์เพื่อถอนสิทธิ์หรืออนุมัติใหม่</w:t>
-      </w:r>
-    </w:p>
-    <w:p>
-      <w:pPr>
-        <w:pStyle w:val="ListParagraph"/>
-        <w:numPr>
-          <w:ilvl w:val="0"/>
-          <w:numId w:val="12"/>
-        </w:numPr>
-        <w:spacing w:after="0" w:line="240"/>
-        <w:jc w:val="thaiDistribute"/>
-      </w:pPr>
-      <w:r>
-        <w:rPr>
-          <w:rFonts w:ascii="TH SarabunPSK" w:cs="TH SarabunPSK" w:eastAsia="TH SarabunPSK" w:hAnsi="TH SarabunPSK"/>
-          <w:sz w:val="32"/>
-          <w:szCs w:val="32"/>
-        </w:rPr>
-        <w:t xml:space="preserve">เลือกสิทธิ์ของผู้ใช้จากช่องเลือก ระบบบันทึกทุกการเปลี่ยนแปลงไว้ในบันทึกกิจกรรม</w:t>
-      </w:r>
-    </w:p>
-    <w:p>
-      <w:pPr>
-        <w:pStyle w:val="ListParagraph"/>
-        <w:numPr>
-          <w:ilvl w:val="0"/>
-          <w:numId w:val="12"/>
-        </w:numPr>
-        <w:spacing w:after="0" w:line="240"/>
-        <w:jc w:val="thaiDistribute"/>
-      </w:pPr>
-      <w:r>
-        <w:rPr>
-          <w:rFonts w:ascii="TH SarabunPSK" w:cs="TH SarabunPSK" w:eastAsia="TH SarabunPSK" w:hAnsi="TH SarabunPSK"/>
-          <w:sz w:val="32"/>
-          <w:szCs w:val="32"/>
-        </w:rPr>
-        <w:t xml:space="preserve">ผู้ดูแลระบบเปลี่ยนสิทธิ์หรือสถานะของบัญชีตัวเองไม่ได้ ให้ผู้ดูแลระบบคนอื่นเป็นคนเปลี่ยนให้</w:t>
+        <w:t xml:space="preserve">ก.11 นำเข้าข้อมูล (Import)</w:t>
+      </w:r>
+    </w:p>
+    <w:p>
+      <w:pPr>
+        <w:pStyle w:val="ListParagraph"/>
+        <w:numPr>
+          <w:ilvl w:val="0"/>
+          <w:numId w:val="11"/>
+        </w:numPr>
+        <w:spacing w:after="0" w:line="240"/>
+        <w:jc w:val="thaiDistribute"/>
+      </w:pPr>
+      <w:r>
+        <w:rPr>
+          <w:rFonts w:ascii="TH SarabunPSK" w:cs="TH SarabunPSK" w:eastAsia="TH SarabunPSK" w:hAnsi="TH SarabunPSK"/>
+          <w:sz w:val="32"/>
+          <w:szCs w:val="32"/>
+        </w:rPr>
+        <w:t xml:space="preserve">หน้า Import แบ่งเป็นแท็บตามสิ่งที่คุณมีอยู่: "อัปโหลดเอง" "ค้นหาเพิ่มเติม" และ "ดึงอัตโนมัติ"</w:t>
+      </w:r>
+    </w:p>
+    <w:p>
+      <w:pPr>
+        <w:pStyle w:val="ListParagraph"/>
+        <w:numPr>
+          <w:ilvl w:val="0"/>
+          <w:numId w:val="11"/>
+        </w:numPr>
+        <w:spacing w:after="0" w:line="240"/>
+        <w:jc w:val="thaiDistribute"/>
+      </w:pPr>
+      <w:r>
+        <w:rPr>
+          <w:rFonts w:ascii="TH SarabunPSK" w:cs="TH SarabunPSK" w:eastAsia="TH SarabunPSK" w:hAnsi="TH SarabunPSK"/>
+          <w:sz w:val="32"/>
+          <w:szCs w:val="32"/>
+        </w:rPr>
+        <w:t xml:space="preserve">"อัปโหลดเอง" ใช้เมื่อมีไฟล์ CSV อยู่แล้ว รองรับไฟล์จาก PhantomBuster ทั้งสองแบบและเทมเพลตของระบบ เลือกไฟล์แล้วกด "นำเข้า"</w:t>
+      </w:r>
+    </w:p>
+    <w:p>
+      <w:pPr>
+        <w:pStyle w:val="ListParagraph"/>
+        <w:numPr>
+          <w:ilvl w:val="0"/>
+          <w:numId w:val="11"/>
+        </w:numPr>
+        <w:spacing w:after="0" w:line="240"/>
+        <w:jc w:val="thaiDistribute"/>
+      </w:pPr>
+      <w:r>
+        <w:rPr>
+          <w:rFonts w:ascii="TH SarabunPSK" w:cs="TH SarabunPSK" w:eastAsia="TH SarabunPSK" w:hAnsi="TH SarabunPSK"/>
+          <w:sz w:val="32"/>
+          <w:szCs w:val="32"/>
+        </w:rPr>
+        <w:t xml:space="preserve">ไม่แน่ใจว่าคอลัมน์ต้องชื่ออะไร ให้กด "ดาวน์โหลดเทมเพลต CSV" แล้วดูหัวตารางกับแถวตัวอย่าง</w:t>
+      </w:r>
+    </w:p>
+    <w:p>
+      <w:pPr>
+        <w:pStyle w:val="ListParagraph"/>
+        <w:numPr>
+          <w:ilvl w:val="0"/>
+          <w:numId w:val="11"/>
+        </w:numPr>
+        <w:spacing w:after="0" w:line="240"/>
+        <w:jc w:val="thaiDistribute"/>
+      </w:pPr>
+      <w:r>
+        <w:rPr>
+          <w:rFonts w:ascii="TH SarabunPSK" w:cs="TH SarabunPSK" w:eastAsia="TH SarabunPSK" w:hAnsi="TH SarabunPSK"/>
+          <w:sz w:val="32"/>
+          <w:szCs w:val="32"/>
+        </w:rPr>
+        <w:t xml:space="preserve">ประวัติการทำงานหรือการศึกษาเกินสามรายการ ให้เพิ่มคอลัมน์โดยต่อเลข เช่น jobTitle4 company4 school4 ได้ถึงรายการที่ 20</w:t>
+      </w:r>
+    </w:p>
+    <w:p>
+      <w:pPr>
+        <w:pStyle w:val="ListParagraph"/>
+        <w:numPr>
+          <w:ilvl w:val="0"/>
+          <w:numId w:val="11"/>
+        </w:numPr>
+        <w:spacing w:after="0" w:line="240"/>
+        <w:jc w:val="thaiDistribute"/>
+      </w:pPr>
+      <w:r>
+        <w:rPr>
+          <w:rFonts w:ascii="TH SarabunPSK" w:cs="TH SarabunPSK" w:eastAsia="TH SarabunPSK" w:hAnsi="TH SarabunPSK"/>
+          <w:sz w:val="32"/>
+          <w:szCs w:val="32"/>
+        </w:rPr>
+        <w:t xml:space="preserve">เมื่อนำเข้าเสร็จ ระบบรายงานจำนวนที่เพิ่มใหม่ อัปเดต ข้าม (ถูกระงับ) และผิดพลาด ผู้สมัครที่มีอยู่แล้วจะถูกปรับปรุงแทนการเพิ่มซ้ำ</w:t>
+      </w:r>
+    </w:p>
+    <w:p>
+      <w:pPr>
+        <w:pStyle w:val="ListParagraph"/>
+        <w:numPr>
+          <w:ilvl w:val="0"/>
+          <w:numId w:val="11"/>
+        </w:numPr>
+        <w:spacing w:after="0" w:line="240"/>
+        <w:jc w:val="thaiDistribute"/>
+      </w:pPr>
+      <w:r>
+        <w:rPr>
+          <w:rFonts w:ascii="TH SarabunPSK" w:cs="TH SarabunPSK" w:eastAsia="TH SarabunPSK" w:hAnsi="TH SarabunPSK"/>
+          <w:sz w:val="32"/>
+          <w:szCs w:val="32"/>
+        </w:rPr>
+        <w:t xml:space="preserve">"ค้นหาเพิ่มเติม" สร้างคำค้นสำหรับ Google จากตำแหน่งงาน สถาบัน ทักษะ และที่ตั้ง กด "เปิดใน Google" อ่านโปรไฟล์เอง แล้วกรอกลงเทมเพลตก่อนนำเข้าในหน้าเดียวกัน</w:t>
+      </w:r>
+    </w:p>
+    <w:p>
+      <w:pPr>
+        <w:pStyle w:val="ListParagraph"/>
+        <w:numPr>
+          <w:ilvl w:val="0"/>
+          <w:numId w:val="11"/>
+        </w:numPr>
+        <w:spacing w:after="0" w:line="240"/>
+        <w:jc w:val="thaiDistribute"/>
+      </w:pPr>
+      <w:r>
+        <w:rPr>
+          <w:rFonts w:ascii="TH SarabunPSK" w:cs="TH SarabunPSK" w:eastAsia="TH SarabunPSK" w:hAnsi="TH SarabunPSK"/>
+          <w:sz w:val="32"/>
+          <w:szCs w:val="32"/>
+        </w:rPr>
+        <w:t xml:space="preserve">ข้อมูลที่หามาจากแหล่งสาธารณะยังเป็นข้อมูลส่วนบุคคล ใช้เพื่อการสรรหาบุคลากรเท่านั้น</w:t>
+      </w:r>
+    </w:p>
+    <w:p>
+      <w:pPr>
+        <w:pStyle w:val="ListParagraph"/>
+        <w:numPr>
+          <w:ilvl w:val="0"/>
+          <w:numId w:val="11"/>
+        </w:numPr>
+        <w:spacing w:after="0" w:line="240"/>
+        <w:jc w:val="thaiDistribute"/>
+      </w:pPr>
+      <w:r>
+        <w:rPr>
+          <w:rFonts w:ascii="TH SarabunPSK" w:cs="TH SarabunPSK" w:eastAsia="TH SarabunPSK" w:hAnsi="TH SarabunPSK"/>
+          <w:sz w:val="32"/>
+          <w:szCs w:val="32"/>
+        </w:rPr>
+        <w:t xml:space="preserve">"ดึงอัตโนมัติ" แสดงสถานะการดึงข้อมูลตามตารางเวลา ซึ่งยังไม่ได้เปิดใช้ในเวอร์ชันนี้</w:t>
+      </w:r>
+    </w:p>
+    <w:p>
+      <w:pPr>
+        <w:pStyle w:val="ListParagraph"/>
+        <w:numPr>
+          <w:ilvl w:val="0"/>
+          <w:numId w:val="11"/>
+        </w:numPr>
+        <w:spacing w:after="0" w:line="240"/>
+        <w:jc w:val="thaiDistribute"/>
+      </w:pPr>
+      <w:r>
+        <w:rPr>
+          <w:rFonts w:ascii="TH SarabunPSK" w:cs="TH SarabunPSK" w:eastAsia="TH SarabunPSK" w:hAnsi="TH SarabunPSK"/>
+          <w:sz w:val="32"/>
+          <w:szCs w:val="32"/>
+        </w:rPr>
+        <w:t xml:space="preserve">ลิงก์ "คิวรอตรวจ" ใช้อนุมัติรายการที่ข้อมูลไม่ครบ ส่วน "รายชื่อระงับ" แสดงผู้ที่ขอไม่ให้นำเข้าอีก</w:t>
+      </w:r>
+    </w:p>
+    <w:p>
+      <w:pPr>
+        <w:keepNext/>
+        <w:spacing w:after="0" w:before="160"/>
+        <w:jc w:val="center"/>
+      </w:pPr>
+      <w:r>
+        <w:drawing>
+          <wp:inline distT="0" distB="0" distL="0" distR="0">
+            <wp:extent cx="5143500" cy="1047750"/>
+            <wp:effectExtent t="0" r="0" b="0" l="0"/>
+            <wp:docPr id="1" name="import.png" descr="หน้านำเข้าข้อมูล" title="หน้านำเข้าข้อมูล"/>
+            <wp:cNvGraphicFramePr>
+              <a:graphicFrameLocks xmlns:a="http://schemas.openxmlformats.org/drawingml/2006/main" noChangeAspect="1"/>
+            </wp:cNvGraphicFramePr>
+            <a:graphic xmlns:a="http://schemas.openxmlformats.org/drawingml/2006/main">
+              <a:graphicData uri="http://schemas.openxmlformats.org/drawingml/2006/picture">
+                <pic:pic xmlns:pic="http://schemas.openxmlformats.org/drawingml/2006/picture">
+                  <pic:nvPicPr>
+                    <pic:cNvPr id="0" name="" descr=""/>
+                    <pic:cNvPicPr>
+                      <a:picLocks noChangeAspect="1" noChangeArrowheads="1"/>
+                    </pic:cNvPicPr>
+                  </pic:nvPicPr>
+                  <pic:blipFill>
+                    <a:blip r:embed="rId19" cstate="none"/>
+                    <a:srcRect/>
+                    <a:stretch>
+                      <a:fillRect/>
+                    </a:stretch>
+                  </pic:blipFill>
+                  <pic:spPr bwMode="auto">
+                    <a:xfrm>
+                      <a:off x="0" y="0"/>
+                      <a:ext cx="5143500" cy="1047750"/>
+                    </a:xfrm>
+                    <a:prstGeom prst="rect">
+                      <a:avLst/>
+                    </a:prstGeom>
+                  </pic:spPr>
+                </pic:pic>
+              </a:graphicData>
+            </a:graphic>
+          </wp:inline>
+        </w:drawing>
+      </w:r>
+    </w:p>
+    <w:p>
+      <w:pPr>
+        <w:spacing w:after="160" w:before="60"/>
+        <w:jc w:val="center"/>
+      </w:pPr>
+      <w:r>
+        <w:rPr>
+          <w:rFonts w:ascii="TH SarabunPSK" w:cs="TH SarabunPSK" w:eastAsia="TH SarabunPSK" w:hAnsi="TH SarabunPSK"/>
+          <w:b/>
+          <w:bCs/>
+          <w:sz w:val="32"/>
+          <w:szCs w:val="32"/>
+        </w:rPr>
+        <w:t xml:space="preserve">ภาพที่ ก-12 </w:t>
+      </w:r>
+      <w:r>
+        <w:rPr>
+          <w:rFonts w:ascii="TH SarabunPSK" w:cs="TH SarabunPSK" w:eastAsia="TH SarabunPSK" w:hAnsi="TH SarabunPSK"/>
+          <w:sz w:val="32"/>
+          <w:szCs w:val="32"/>
+        </w:rPr>
+        <w:t xml:space="preserve">หน้านำเข้าข้อมูล (ภาพเดียวกับภาพที่ 5-11)</w:t>
+      </w:r>
+    </w:p>
+    <w:p>
+      <w:pPr>
+        <w:keepNext/>
+        <w:spacing w:after="0" w:before="160"/>
+        <w:jc w:val="center"/>
+      </w:pPr>
+      <w:r>
+        <w:drawing>
+          <wp:inline distT="0" distB="0" distL="0" distR="0">
+            <wp:extent cx="4619625" cy="3619500"/>
+            <wp:effectExtent t="0" r="0" b="0" l="0"/>
+            <wp:docPr id="1" name="xray.png" descr="แท็บค้นหาเพิ่มเติม (X-ray Search)" title="แท็บค้นหาเพิ่มเติม (X-ray Search)"/>
+            <wp:cNvGraphicFramePr>
+              <a:graphicFrameLocks xmlns:a="http://schemas.openxmlformats.org/drawingml/2006/main" noChangeAspect="1"/>
+            </wp:cNvGraphicFramePr>
+            <a:graphic xmlns:a="http://schemas.openxmlformats.org/drawingml/2006/main">
+              <a:graphicData uri="http://schemas.openxmlformats.org/drawingml/2006/picture">
+                <pic:pic xmlns:pic="http://schemas.openxmlformats.org/drawingml/2006/picture">
+                  <pic:nvPicPr>
+                    <pic:cNvPr id="0" name="" descr=""/>
+                    <pic:cNvPicPr>
+                      <a:picLocks noChangeAspect="1" noChangeArrowheads="1"/>
+                    </pic:cNvPicPr>
+                  </pic:nvPicPr>
+                  <pic:blipFill>
+                    <a:blip r:embed="rId20" cstate="none"/>
+                    <a:srcRect/>
+                    <a:stretch>
+                      <a:fillRect/>
+                    </a:stretch>
+                  </pic:blipFill>
+                  <pic:spPr bwMode="auto">
+                    <a:xfrm>
+                      <a:off x="0" y="0"/>
+                      <a:ext cx="4619625" cy="3619500"/>
+                    </a:xfrm>
+                    <a:prstGeom prst="rect">
+                      <a:avLst/>
+                    </a:prstGeom>
+                  </pic:spPr>
+                </pic:pic>
+              </a:graphicData>
+            </a:graphic>
+          </wp:inline>
+        </w:drawing>
+      </w:r>
+    </w:p>
+    <w:p>
+      <w:pPr>
+        <w:spacing w:after="160" w:before="60"/>
+        <w:jc w:val="center"/>
+      </w:pPr>
+      <w:r>
+        <w:rPr>
+          <w:rFonts w:ascii="TH SarabunPSK" w:cs="TH SarabunPSK" w:eastAsia="TH SarabunPSK" w:hAnsi="TH SarabunPSK"/>
+          <w:b/>
+          <w:bCs/>
+          <w:sz w:val="32"/>
+          <w:szCs w:val="32"/>
+        </w:rPr>
+        <w:t xml:space="preserve">ภาพที่ ก-13 </w:t>
+      </w:r>
+      <w:r>
+        <w:rPr>
+          <w:rFonts w:ascii="TH SarabunPSK" w:cs="TH SarabunPSK" w:eastAsia="TH SarabunPSK" w:hAnsi="TH SarabunPSK"/>
+          <w:sz w:val="32"/>
+          <w:szCs w:val="32"/>
+        </w:rPr>
+        <w:t xml:space="preserve">แท็บค้นหาเพิ่มเติม (X-ray Search) (ภาพเดียวกับภาพที่ 5-11)</w:t>
       </w:r>
     </w:p>
     <w:p>
@@ -2253,121 +3046,192 @@
           <w:sz w:val="32"/>
           <w:szCs w:val="32"/>
         </w:rPr>
-        <w:t xml:space="preserve">ก.13 ตั้งค่า</w:t>
-      </w:r>
-    </w:p>
-    <w:p>
-      <w:pPr>
-        <w:pStyle w:val="ListParagraph"/>
-        <w:numPr>
-          <w:ilvl w:val="0"/>
-          <w:numId w:val="13"/>
-        </w:numPr>
-        <w:spacing w:after="0" w:line="240"/>
-        <w:jc w:val="thaiDistribute"/>
-      </w:pPr>
-      <w:r>
-        <w:rPr>
-          <w:rFonts w:ascii="TH SarabunPSK" w:cs="TH SarabunPSK" w:eastAsia="TH SarabunPSK" w:hAnsi="TH SarabunPSK"/>
-          <w:sz w:val="32"/>
-          <w:szCs w:val="32"/>
-        </w:rPr>
-        <w:t xml:space="preserve">หน้าตั้งค่าเปิดจากปุ่ม "ตั้งค่า" ที่มุมขวาบน</w:t>
-      </w:r>
-    </w:p>
-    <w:p>
-      <w:pPr>
-        <w:pStyle w:val="ListParagraph"/>
-        <w:numPr>
-          <w:ilvl w:val="0"/>
-          <w:numId w:val="13"/>
-        </w:numPr>
-        <w:spacing w:after="0" w:line="240"/>
-        <w:jc w:val="thaiDistribute"/>
-      </w:pPr>
-      <w:r>
-        <w:rPr>
-          <w:rFonts w:ascii="TH SarabunPSK" w:cs="TH SarabunPSK" w:eastAsia="TH SarabunPSK" w:hAnsi="TH SarabunPSK"/>
-          <w:sz w:val="32"/>
-          <w:szCs w:val="32"/>
-        </w:rPr>
-        <w:t xml:space="preserve">ตั้ง "ชื่อที่แสดง" ได้ไม่เกิน 60 ตัวอักษร ชื่อนี้แสดงคู่กับอีเมลเสมอ</w:t>
-      </w:r>
-    </w:p>
-    <w:p>
-      <w:pPr>
-        <w:pStyle w:val="ListParagraph"/>
-        <w:numPr>
-          <w:ilvl w:val="0"/>
-          <w:numId w:val="13"/>
-        </w:numPr>
-        <w:spacing w:after="0" w:line="240"/>
-        <w:jc w:val="thaiDistribute"/>
-      </w:pPr>
-      <w:r>
-        <w:rPr>
-          <w:rFonts w:ascii="TH SarabunPSK" w:cs="TH SarabunPSK" w:eastAsia="TH SarabunPSK" w:hAnsi="TH SarabunPSK"/>
-          <w:sz w:val="32"/>
-          <w:szCs w:val="32"/>
-        </w:rPr>
-        <w:t xml:space="preserve">บันทึก "ตำแหน่ง/สกิลที่มองหาบ่อย" เพื่อให้ช่องประเมินความเหมาะสมเติมข้อความนี้ให้เอง</w:t>
-      </w:r>
-    </w:p>
-    <w:p>
-      <w:pPr>
-        <w:pStyle w:val="ListParagraph"/>
-        <w:numPr>
-          <w:ilvl w:val="0"/>
-          <w:numId w:val="13"/>
-        </w:numPr>
-        <w:spacing w:after="0" w:line="240"/>
-        <w:jc w:val="thaiDistribute"/>
-      </w:pPr>
-      <w:r>
-        <w:rPr>
-          <w:rFonts w:ascii="TH SarabunPSK" w:cs="TH SarabunPSK" w:eastAsia="TH SarabunPSK" w:hAnsi="TH SarabunPSK"/>
-          <w:sz w:val="32"/>
-          <w:szCs w:val="32"/>
-        </w:rPr>
-        <w:t xml:space="preserve">การเปลี่ยนรหัสผ่านต้องกรอกรหัสผ่านเดิมเพื่อยืนยันตัวตนก่อน</w:t>
-      </w:r>
-    </w:p>
-    <w:p>
-      <w:pPr>
-        <w:pStyle w:val="ListParagraph"/>
-        <w:numPr>
-          <w:ilvl w:val="0"/>
-          <w:numId w:val="13"/>
-        </w:numPr>
-        <w:spacing w:after="0" w:line="240"/>
-        <w:jc w:val="thaiDistribute"/>
-      </w:pPr>
-      <w:r>
-        <w:rPr>
-          <w:rFonts w:ascii="TH SarabunPSK" w:cs="TH SarabunPSK" w:eastAsia="TH SarabunPSK" w:hAnsi="TH SarabunPSK"/>
-          <w:sz w:val="32"/>
-          <w:szCs w:val="32"/>
-        </w:rPr>
-        <w:t xml:space="preserve">ส่วน "ข้อมูลประเมินตัวเองของฉัน" ใช้ลบข้อมูลที่คุณอัปโหลดอย่างถาวร ผลการจัดอันดับงานที่เก็บไว้จะถูกลบไปด้วย</w:t>
-      </w:r>
-    </w:p>
-    <w:p>
-      <w:pPr>
-        <w:pStyle w:val="ListParagraph"/>
-        <w:numPr>
-          <w:ilvl w:val="0"/>
-          <w:numId w:val="13"/>
-        </w:numPr>
-        <w:spacing w:after="0" w:line="240"/>
-        <w:jc w:val="thaiDistribute"/>
-      </w:pPr>
-      <w:r>
-        <w:rPr>
-          <w:rFonts w:ascii="TH SarabunPSK" w:cs="TH SarabunPSK" w:eastAsia="TH SarabunPSK" w:hAnsi="TH SarabunPSK"/>
-          <w:sz w:val="32"/>
-          <w:szCs w:val="32"/>
-        </w:rPr>
-        <w:t xml:space="preserve">กด "ออกจากระบบ" เพื่อออกจากระบบบนอุปกรณ์นี้ อุปกรณ์อื่นที่เข้าสู่ระบบไว้ยังใช้งานต่อได้</w:t>
+        <w:t xml:space="preserve">ก.12 จัดการผู้ใช้ (เฉพาะ Admin)</w:t>
+      </w:r>
+    </w:p>
+    <w:p>
+      <w:pPr>
+        <w:pStyle w:val="ListParagraph"/>
+        <w:numPr>
+          <w:ilvl w:val="0"/>
+          <w:numId w:val="12"/>
+        </w:numPr>
+        <w:spacing w:after="0" w:line="240"/>
+        <w:jc w:val="thaiDistribute"/>
+      </w:pPr>
+      <w:r>
+        <w:rPr>
+          <w:rFonts w:ascii="TH SarabunPSK" w:cs="TH SarabunPSK" w:eastAsia="TH SarabunPSK" w:hAnsi="TH SarabunPSK"/>
+          <w:sz w:val="32"/>
+          <w:szCs w:val="32"/>
+        </w:rPr>
+        <w:t xml:space="preserve">หน้า Admin ส่วนบนเป็นคิวบัญชีที่รออนุมัติ แต่ละบัญชีแสดงวันที่สมัครและสถานะการยืนยันอีเมล</w:t>
+      </w:r>
+    </w:p>
+    <w:p>
+      <w:pPr>
+        <w:pStyle w:val="ListParagraph"/>
+        <w:numPr>
+          <w:ilvl w:val="0"/>
+          <w:numId w:val="12"/>
+        </w:numPr>
+        <w:spacing w:after="0" w:line="240"/>
+        <w:jc w:val="thaiDistribute"/>
+      </w:pPr>
+      <w:r>
+        <w:rPr>
+          <w:rFonts w:ascii="TH SarabunPSK" w:cs="TH SarabunPSK" w:eastAsia="TH SarabunPSK" w:hAnsi="TH SarabunPSK"/>
+          <w:sz w:val="32"/>
+          <w:szCs w:val="32"/>
+        </w:rPr>
+        <w:t xml:space="preserve">กด "อนุมัติ" หรือ "ปฏิเสธ" บัญชีที่ยังไม่ยืนยันอีเมลเข้าสู่ระบบไม่ได้แม้ได้รับอนุมัติแล้ว จนกว่าเจ้าของบัญชีจะยืนยันอีเมล</w:t>
+      </w:r>
+    </w:p>
+    <w:p>
+      <w:pPr>
+        <w:pStyle w:val="ListParagraph"/>
+        <w:numPr>
+          <w:ilvl w:val="0"/>
+          <w:numId w:val="12"/>
+        </w:numPr>
+        <w:spacing w:after="0" w:line="240"/>
+        <w:jc w:val="thaiDistribute"/>
+      </w:pPr>
+      <w:r>
+        <w:rPr>
+          <w:rFonts w:ascii="TH SarabunPSK" w:cs="TH SarabunPSK" w:eastAsia="TH SarabunPSK" w:hAnsi="TH SarabunPSK"/>
+          <w:sz w:val="32"/>
+          <w:szCs w:val="32"/>
+        </w:rPr>
+        <w:t xml:space="preserve">ตารางผู้ใช้ทั้งหมดแสดงชื่อที่แสดงพร้อมอีเมลจริงกำกับ ใช้อีเมลเป็นหลักเมื่อระบุตัวผู้ใช้</w:t>
+      </w:r>
+    </w:p>
+    <w:p>
+      <w:pPr>
+        <w:pStyle w:val="ListParagraph"/>
+        <w:numPr>
+          <w:ilvl w:val="0"/>
+          <w:numId w:val="12"/>
+        </w:numPr>
+        <w:spacing w:after="0" w:line="240"/>
+        <w:jc w:val="thaiDistribute"/>
+      </w:pPr>
+      <w:r>
+        <w:rPr>
+          <w:rFonts w:ascii="TH SarabunPSK" w:cs="TH SarabunPSK" w:eastAsia="TH SarabunPSK" w:hAnsi="TH SarabunPSK"/>
+          <w:sz w:val="32"/>
+          <w:szCs w:val="32"/>
+        </w:rPr>
+        <w:t xml:space="preserve">สวิตช์สถานะสีเขียวคือใช้งานได้ สีแดงคือถูกปฏิเสธ กดสวิตช์เพื่อถอนสิทธิ์หรืออนุมัติใหม่</w:t>
+      </w:r>
+    </w:p>
+    <w:p>
+      <w:pPr>
+        <w:pStyle w:val="ListParagraph"/>
+        <w:numPr>
+          <w:ilvl w:val="0"/>
+          <w:numId w:val="12"/>
+        </w:numPr>
+        <w:spacing w:after="0" w:line="240"/>
+        <w:jc w:val="thaiDistribute"/>
+      </w:pPr>
+      <w:r>
+        <w:rPr>
+          <w:rFonts w:ascii="TH SarabunPSK" w:cs="TH SarabunPSK" w:eastAsia="TH SarabunPSK" w:hAnsi="TH SarabunPSK"/>
+          <w:sz w:val="32"/>
+          <w:szCs w:val="32"/>
+        </w:rPr>
+        <w:t xml:space="preserve">เลือกสิทธิ์ของผู้ใช้จากช่องเลือก ระบบบันทึกทุกการเปลี่ยนแปลงไว้ในบันทึกกิจกรรม</w:t>
+      </w:r>
+    </w:p>
+    <w:p>
+      <w:pPr>
+        <w:pStyle w:val="ListParagraph"/>
+        <w:numPr>
+          <w:ilvl w:val="0"/>
+          <w:numId w:val="12"/>
+        </w:numPr>
+        <w:spacing w:after="0" w:line="240"/>
+        <w:jc w:val="thaiDistribute"/>
+      </w:pPr>
+      <w:r>
+        <w:rPr>
+          <w:rFonts w:ascii="TH SarabunPSK" w:cs="TH SarabunPSK" w:eastAsia="TH SarabunPSK" w:hAnsi="TH SarabunPSK"/>
+          <w:sz w:val="32"/>
+          <w:szCs w:val="32"/>
+        </w:rPr>
+        <w:t xml:space="preserve">ผู้ดูแลระบบเปลี่ยนสิทธิ์หรือสถานะของบัญชีตัวเองไม่ได้ ให้ผู้ดูแลระบบคนอื่นเป็นคนเปลี่ยนให้</w:t>
+      </w:r>
+    </w:p>
+    <w:p>
+      <w:pPr>
+        <w:keepNext/>
+        <w:spacing w:after="0" w:before="160"/>
+        <w:jc w:val="center"/>
+      </w:pPr>
+      <w:r>
+        <w:drawing>
+          <wp:inline distT="0" distB="0" distL="0" distR="0">
+            <wp:extent cx="5143500" cy="1552575"/>
+            <wp:effectExtent t="0" r="0" b="0" l="0"/>
+            <wp:docPr id="1" name="admin.png" descr="หน้าจัดการผู้ใช้" title="หน้าจัดการผู้ใช้"/>
+            <wp:cNvGraphicFramePr>
+              <a:graphicFrameLocks xmlns:a="http://schemas.openxmlformats.org/drawingml/2006/main" noChangeAspect="1"/>
+            </wp:cNvGraphicFramePr>
+            <a:graphic xmlns:a="http://schemas.openxmlformats.org/drawingml/2006/main">
+              <a:graphicData uri="http://schemas.openxmlformats.org/drawingml/2006/picture">
+                <pic:pic xmlns:pic="http://schemas.openxmlformats.org/drawingml/2006/picture">
+                  <pic:nvPicPr>
+                    <pic:cNvPr id="0" name="" descr=""/>
+                    <pic:cNvPicPr>
+                      <a:picLocks noChangeAspect="1" noChangeArrowheads="1"/>
+                    </pic:cNvPicPr>
+                  </pic:nvPicPr>
+                  <pic:blipFill>
+                    <a:blip r:embed="rId21" cstate="none"/>
+                    <a:srcRect/>
+                    <a:stretch>
+                      <a:fillRect/>
+                    </a:stretch>
+                  </pic:blipFill>
+                  <pic:spPr bwMode="auto">
+                    <a:xfrm>
+                      <a:off x="0" y="0"/>
+                      <a:ext cx="5143500" cy="1552575"/>
+                    </a:xfrm>
+                    <a:prstGeom prst="rect">
+                      <a:avLst/>
+                    </a:prstGeom>
+                  </pic:spPr>
+                </pic:pic>
+              </a:graphicData>
+            </a:graphic>
+          </wp:inline>
+        </w:drawing>
+      </w:r>
+    </w:p>
+    <w:p>
+      <w:pPr>
+        <w:spacing w:after="160" w:before="60"/>
+        <w:jc w:val="center"/>
+      </w:pPr>
+      <w:r>
+        <w:rPr>
+          <w:rFonts w:ascii="TH SarabunPSK" w:cs="TH SarabunPSK" w:eastAsia="TH SarabunPSK" w:hAnsi="TH SarabunPSK"/>
+          <w:b/>
+          <w:bCs/>
+          <w:sz w:val="32"/>
+          <w:szCs w:val="32"/>
+        </w:rPr>
+        <w:t xml:space="preserve">ภาพที่ ก-14 </w:t>
+      </w:r>
+      <w:r>
+        <w:rPr>
+          <w:rFonts w:ascii="TH SarabunPSK" w:cs="TH SarabunPSK" w:eastAsia="TH SarabunPSK" w:hAnsi="TH SarabunPSK"/>
+          <w:sz w:val="32"/>
+          <w:szCs w:val="32"/>
+        </w:rPr>
+        <w:t xml:space="preserve">หน้าจัดการผู้ใช้ (ภาพเดียวกับภาพที่ 5-12)</w:t>
       </w:r>
     </w:p>
     <w:p>
@@ -2383,6 +3247,207 @@
           <w:sz w:val="32"/>
           <w:szCs w:val="32"/>
         </w:rPr>
+        <w:t xml:space="preserve">ก.13 ตั้งค่า</w:t>
+      </w:r>
+    </w:p>
+    <w:p>
+      <w:pPr>
+        <w:pStyle w:val="ListParagraph"/>
+        <w:numPr>
+          <w:ilvl w:val="0"/>
+          <w:numId w:val="13"/>
+        </w:numPr>
+        <w:spacing w:after="0" w:line="240"/>
+        <w:jc w:val="thaiDistribute"/>
+      </w:pPr>
+      <w:r>
+        <w:rPr>
+          <w:rFonts w:ascii="TH SarabunPSK" w:cs="TH SarabunPSK" w:eastAsia="TH SarabunPSK" w:hAnsi="TH SarabunPSK"/>
+          <w:sz w:val="32"/>
+          <w:szCs w:val="32"/>
+        </w:rPr>
+        <w:t xml:space="preserve">หน้าตั้งค่าเปิดจากปุ่ม "ตั้งค่า" ที่มุมขวาบน</w:t>
+      </w:r>
+    </w:p>
+    <w:p>
+      <w:pPr>
+        <w:pStyle w:val="ListParagraph"/>
+        <w:numPr>
+          <w:ilvl w:val="0"/>
+          <w:numId w:val="13"/>
+        </w:numPr>
+        <w:spacing w:after="0" w:line="240"/>
+        <w:jc w:val="thaiDistribute"/>
+      </w:pPr>
+      <w:r>
+        <w:rPr>
+          <w:rFonts w:ascii="TH SarabunPSK" w:cs="TH SarabunPSK" w:eastAsia="TH SarabunPSK" w:hAnsi="TH SarabunPSK"/>
+          <w:sz w:val="32"/>
+          <w:szCs w:val="32"/>
+        </w:rPr>
+        <w:t xml:space="preserve">ตั้ง "ชื่อที่แสดง" ได้ไม่เกิน 60 ตัวอักษร ชื่อนี้แสดงคู่กับอีเมลเสมอ</w:t>
+      </w:r>
+    </w:p>
+    <w:p>
+      <w:pPr>
+        <w:pStyle w:val="ListParagraph"/>
+        <w:numPr>
+          <w:ilvl w:val="0"/>
+          <w:numId w:val="13"/>
+        </w:numPr>
+        <w:spacing w:after="0" w:line="240"/>
+        <w:jc w:val="thaiDistribute"/>
+      </w:pPr>
+      <w:r>
+        <w:rPr>
+          <w:rFonts w:ascii="TH SarabunPSK" w:cs="TH SarabunPSK" w:eastAsia="TH SarabunPSK" w:hAnsi="TH SarabunPSK"/>
+          <w:sz w:val="32"/>
+          <w:szCs w:val="32"/>
+        </w:rPr>
+        <w:t xml:space="preserve">บันทึก "ตำแหน่ง/สกิลที่มองหาบ่อย" เพื่อให้ช่องประเมินความเหมาะสมเติมข้อความนี้ให้เอง</w:t>
+      </w:r>
+    </w:p>
+    <w:p>
+      <w:pPr>
+        <w:pStyle w:val="ListParagraph"/>
+        <w:numPr>
+          <w:ilvl w:val="0"/>
+          <w:numId w:val="13"/>
+        </w:numPr>
+        <w:spacing w:after="0" w:line="240"/>
+        <w:jc w:val="thaiDistribute"/>
+      </w:pPr>
+      <w:r>
+        <w:rPr>
+          <w:rFonts w:ascii="TH SarabunPSK" w:cs="TH SarabunPSK" w:eastAsia="TH SarabunPSK" w:hAnsi="TH SarabunPSK"/>
+          <w:sz w:val="32"/>
+          <w:szCs w:val="32"/>
+        </w:rPr>
+        <w:t xml:space="preserve">การเปลี่ยนรหัสผ่านต้องกรอกรหัสผ่านเดิมเพื่อยืนยันตัวตนก่อน</w:t>
+      </w:r>
+    </w:p>
+    <w:p>
+      <w:pPr>
+        <w:pStyle w:val="ListParagraph"/>
+        <w:numPr>
+          <w:ilvl w:val="0"/>
+          <w:numId w:val="13"/>
+        </w:numPr>
+        <w:spacing w:after="0" w:line="240"/>
+        <w:jc w:val="thaiDistribute"/>
+      </w:pPr>
+      <w:r>
+        <w:rPr>
+          <w:rFonts w:ascii="TH SarabunPSK" w:cs="TH SarabunPSK" w:eastAsia="TH SarabunPSK" w:hAnsi="TH SarabunPSK"/>
+          <w:sz w:val="32"/>
+          <w:szCs w:val="32"/>
+        </w:rPr>
+        <w:t xml:space="preserve">ส่วน "ข้อมูลประเมินตัวเองของฉัน" ใช้ลบข้อมูลที่คุณอัปโหลดอย่างถาวร ผลการจัดอันดับงานที่เก็บไว้จะถูกลบไปด้วย</w:t>
+      </w:r>
+    </w:p>
+    <w:p>
+      <w:pPr>
+        <w:pStyle w:val="ListParagraph"/>
+        <w:numPr>
+          <w:ilvl w:val="0"/>
+          <w:numId w:val="13"/>
+        </w:numPr>
+        <w:spacing w:after="0" w:line="240"/>
+        <w:jc w:val="thaiDistribute"/>
+      </w:pPr>
+      <w:r>
+        <w:rPr>
+          <w:rFonts w:ascii="TH SarabunPSK" w:cs="TH SarabunPSK" w:eastAsia="TH SarabunPSK" w:hAnsi="TH SarabunPSK"/>
+          <w:sz w:val="32"/>
+          <w:szCs w:val="32"/>
+        </w:rPr>
+        <w:t xml:space="preserve">กด "ออกจากระบบ" เพื่อออกจากระบบบนอุปกรณ์นี้ อุปกรณ์อื่นที่เข้าสู่ระบบไว้ยังใช้งานต่อได้</w:t>
+      </w:r>
+    </w:p>
+    <w:p>
+      <w:pPr>
+        <w:keepNext/>
+        <w:spacing w:after="0" w:before="160"/>
+        <w:jc w:val="center"/>
+      </w:pPr>
+      <w:r>
+        <w:drawing>
+          <wp:inline distT="0" distB="0" distL="0" distR="0">
+            <wp:extent cx="1905000" cy="3619500"/>
+            <wp:effectExtent t="0" r="0" b="0" l="0"/>
+            <wp:docPr id="1" name="settings.png" descr="หน้าตั้งค่า" title="หน้าตั้งค่า"/>
+            <wp:cNvGraphicFramePr>
+              <a:graphicFrameLocks xmlns:a="http://schemas.openxmlformats.org/drawingml/2006/main" noChangeAspect="1"/>
+            </wp:cNvGraphicFramePr>
+            <a:graphic xmlns:a="http://schemas.openxmlformats.org/drawingml/2006/main">
+              <a:graphicData uri="http://schemas.openxmlformats.org/drawingml/2006/picture">
+                <pic:pic xmlns:pic="http://schemas.openxmlformats.org/drawingml/2006/picture">
+                  <pic:nvPicPr>
+                    <pic:cNvPr id="0" name="" descr=""/>
+                    <pic:cNvPicPr>
+                      <a:picLocks noChangeAspect="1" noChangeArrowheads="1"/>
+                    </pic:cNvPicPr>
+                  </pic:nvPicPr>
+                  <pic:blipFill>
+                    <a:blip r:embed="rId22" cstate="none"/>
+                    <a:srcRect/>
+                    <a:stretch>
+                      <a:fillRect/>
+                    </a:stretch>
+                  </pic:blipFill>
+                  <pic:spPr bwMode="auto">
+                    <a:xfrm>
+                      <a:off x="0" y="0"/>
+                      <a:ext cx="1905000" cy="3619500"/>
+                    </a:xfrm>
+                    <a:prstGeom prst="rect">
+                      <a:avLst/>
+                    </a:prstGeom>
+                  </pic:spPr>
+                </pic:pic>
+              </a:graphicData>
+            </a:graphic>
+          </wp:inline>
+        </w:drawing>
+      </w:r>
+    </w:p>
+    <w:p>
+      <w:pPr>
+        <w:spacing w:after="160" w:before="60"/>
+        <w:jc w:val="center"/>
+      </w:pPr>
+      <w:r>
+        <w:rPr>
+          <w:rFonts w:ascii="TH SarabunPSK" w:cs="TH SarabunPSK" w:eastAsia="TH SarabunPSK" w:hAnsi="TH SarabunPSK"/>
+          <w:b/>
+          <w:bCs/>
+          <w:sz w:val="32"/>
+          <w:szCs w:val="32"/>
+        </w:rPr>
+        <w:t xml:space="preserve">ภาพที่ ก-15 </w:t>
+      </w:r>
+      <w:r>
+        <w:rPr>
+          <w:rFonts w:ascii="TH SarabunPSK" w:cs="TH SarabunPSK" w:eastAsia="TH SarabunPSK" w:hAnsi="TH SarabunPSK"/>
+          <w:sz w:val="32"/>
+          <w:szCs w:val="32"/>
+        </w:rPr>
+        <w:t xml:space="preserve">หน้าตั้งค่า (ภาพเดียวกับภาพที่ 5-13)</w:t>
+      </w:r>
+    </w:p>
+    <w:p>
+      <w:pPr>
+        <w:keepNext/>
+        <w:spacing w:after="60" w:before="240"/>
+      </w:pPr>
+      <w:r>
+        <w:rPr>
+          <w:rFonts w:ascii="TH SarabunPSK" w:cs="TH SarabunPSK" w:eastAsia="TH SarabunPSK" w:hAnsi="TH SarabunPSK"/>
+          <w:b/>
+          <w:bCs/>
+          <w:sz w:val="32"/>
+          <w:szCs w:val="32"/>
+        </w:rPr>
         <w:t xml:space="preserve">ก.14 ข้อกำหนดและความเป็นส่วนตัว</w:t>
       </w:r>
     </w:p>
@@ -2460,6 +3525,77 @@
           <w:szCs w:val="32"/>
         </w:rPr>
         <w:t xml:space="preserve">หน้านี้สั่งพิมพ์เป็นไฟล์ PDF ได้ด้วย Ctrl+P จากเบราว์เซอร์</w:t>
+      </w:r>
+    </w:p>
+    <w:p>
+      <w:pPr>
+        <w:keepNext/>
+        <w:spacing w:after="0" w:before="160"/>
+        <w:jc w:val="center"/>
+      </w:pPr>
+      <w:r>
+        <w:drawing>
+          <wp:inline distT="0" distB="0" distL="0" distR="0">
+            <wp:extent cx="4048125" cy="3619500"/>
+            <wp:effectExtent t="0" r="0" b="0" l="0"/>
+            <wp:docPr id="1" name="privacy.png" descr="หน้านโยบายความเป็นส่วนตัว" title="หน้านโยบายความเป็นส่วนตัว"/>
+            <wp:cNvGraphicFramePr>
+              <a:graphicFrameLocks xmlns:a="http://schemas.openxmlformats.org/drawingml/2006/main" noChangeAspect="1"/>
+            </wp:cNvGraphicFramePr>
+            <a:graphic xmlns:a="http://schemas.openxmlformats.org/drawingml/2006/main">
+              <a:graphicData uri="http://schemas.openxmlformats.org/drawingml/2006/picture">
+                <pic:pic xmlns:pic="http://schemas.openxmlformats.org/drawingml/2006/picture">
+                  <pic:nvPicPr>
+                    <pic:cNvPr id="0" name="" descr=""/>
+                    <pic:cNvPicPr>
+                      <a:picLocks noChangeAspect="1" noChangeArrowheads="1"/>
+                    </pic:cNvPicPr>
+                  </pic:nvPicPr>
+                  <pic:blipFill>
+                    <a:blip r:embed="rId23" cstate="none"/>
+                    <a:srcRect/>
+                    <a:stretch>
+                      <a:fillRect/>
+                    </a:stretch>
+                  </pic:blipFill>
+                  <pic:spPr bwMode="auto">
+                    <a:xfrm>
+                      <a:off x="0" y="0"/>
+                      <a:ext cx="4048125" cy="3619500"/>
+                    </a:xfrm>
+                    <a:prstGeom prst="rect">
+                      <a:avLst/>
+                    </a:prstGeom>
+                  </pic:spPr>
+                </pic:pic>
+              </a:graphicData>
+            </a:graphic>
+          </wp:inline>
+        </w:drawing>
+      </w:r>
+    </w:p>
+    <w:p>
+      <w:pPr>
+        <w:spacing w:after="160" w:before="60"/>
+        <w:jc w:val="center"/>
+      </w:pPr>
+      <w:r>
+        <w:rPr>
+          <w:rFonts w:ascii="TH SarabunPSK" w:cs="TH SarabunPSK" w:eastAsia="TH SarabunPSK" w:hAnsi="TH SarabunPSK"/>
+          <w:b/>
+          <w:bCs/>
+          <w:sz w:val="32"/>
+          <w:szCs w:val="32"/>
+        </w:rPr>
+        <w:t xml:space="preserve">ภาพที่ ก-16 </w:t>
+      </w:r>
+      <w:r>
+        <w:rPr>
+          <w:rFonts w:ascii="TH SarabunPSK" w:cs="TH SarabunPSK" w:eastAsia="TH SarabunPSK" w:hAnsi="TH SarabunPSK"/>
+          <w:sz w:val="32"/>
+          <w:szCs w:val="32"/>
+        </w:rPr>
+        <w:t xml:space="preserve">หน้านโยบายความเป็นส่วนตัว (ภาพเดียวกับภาพที่ 5-14)</w:t>
       </w:r>
     </w:p>
     <w:p>
